--- a/docs/tech/ezEKP/ezEKP 클러스터 구축 가이드.docx
+++ b/docs/tech/ezEKP/ezEKP 클러스터 구축 가이드.docx
@@ -3011,9 +3011,6 @@
       <w:pPr>
         <w:pStyle w:val="2"/>
         <w:ind w:left="767" w:right="200"/>
-        <w:rPr>
-          <w:rFonts w:hint="eastAsia"/>
-        </w:rPr>
       </w:pPr>
       <w:bookmarkStart w:id="56" w:name="_Toc92468635"/>
       <w:bookmarkStart w:id="57" w:name="_Toc92469450"/>
@@ -3054,9 +3051,6 @@
     <w:p>
       <w:pPr>
         <w:ind w:leftChars="200" w:left="400"/>
-        <w:rPr>
-          <w:rFonts w:hint="eastAsia"/>
-        </w:rPr>
       </w:pPr>
     </w:p>
     <w:p>
@@ -3084,7 +3078,16 @@
         <w:pStyle w:val="a0"/>
       </w:pPr>
       <w:r>
-        <w:t>cd /usr/local/mysql/support-files</w:t>
+        <w:t>c</w:t>
+      </w:r>
+      <w:r>
+        <w:t>d</w:t>
+      </w:r>
+      <w:r>
+        <w:t xml:space="preserve"> </w:t>
+      </w:r>
+      <w:r>
+        <w:t>/usr/local/mysql/support-files</w:t>
       </w:r>
     </w:p>
     <w:p>
@@ -3098,7 +3101,13 @@
         <w:t>.</w:t>
       </w:r>
       <w:r>
-        <w:t>/mysql.server stop</w:t>
+        <w:t>/</w:t>
+      </w:r>
+      <w:r>
+        <w:t>mysql</w:t>
+      </w:r>
+      <w:r>
+        <w:t>.server stop</w:t>
       </w:r>
     </w:p>
     <w:p>
@@ -3393,7 +3402,7 @@
     </w:p>
     <w:p>
       <w:pPr>
-        <w:ind w:leftChars="200" w:left="400"/>
+        <w:pStyle w:val="21"/>
       </w:pPr>
     </w:p>
     <w:p>
@@ -3428,10 +3437,7 @@
         <w:pStyle w:val="a0"/>
       </w:pPr>
       <w:r>
-        <w:t>vim /etc/</w:t>
-      </w:r>
-      <w:r>
-        <w:t>rc.local</w:t>
+        <w:t>vim /etc/rc.local</w:t>
       </w:r>
     </w:p>
     <w:p>
@@ -3624,9 +3630,6 @@
     <w:p>
       <w:pPr>
         <w:pStyle w:val="a"/>
-        <w:rPr>
-          <w:rFonts w:hint="eastAsia"/>
-        </w:rPr>
       </w:pPr>
       <w:r>
         <w:rPr>
@@ -3813,6 +3816,10 @@
     <w:p>
       <w:pPr>
         <w:pStyle w:val="a0"/>
+        <w:numPr>
+          <w:ilvl w:val="0"/>
+          <w:numId w:val="39"/>
+        </w:numPr>
       </w:pPr>
       <w:r>
         <w:t>mkdir -p ~mysql/garbd</w:t>
@@ -4023,35 +4030,17 @@
         <w:pStyle w:val="a0"/>
       </w:pPr>
       <w:r>
-        <w:t>scp mysql@</w:t>
-      </w:r>
-      <w:r>
-        <w:rPr>
-          <w:color w:val="C00000"/>
-        </w:rPr>
-        <w:t>MariaDB</w:t>
-      </w:r>
-      <w:r>
-        <w:rPr>
-          <w:color w:val="C00000"/>
-        </w:rPr>
+        <w:t>scp mysql@MariaDB</w:t>
+      </w:r>
+      <w:r>
         <w:t xml:space="preserve"> </w:t>
       </w:r>
       <w:proofErr w:type="gramStart"/>
       <w:r>
-        <w:rPr>
-          <w:color w:val="C00000"/>
-        </w:rPr>
         <w:t>IP</w:t>
       </w:r>
       <w:r>
-        <w:rPr>
-          <w:color w:val="C00000"/>
-        </w:rPr>
-        <w:t>:</w:t>
-      </w:r>
-      <w:r>
-        <w:t xml:space="preserve">/usr/local/mysql/bin/garbd </w:t>
+        <w:t xml:space="preserve">:/usr/local/mysql/bin/garbd </w:t>
       </w:r>
       <w:r>
         <w:t>.</w:t>
@@ -4066,24 +4055,12 @@
         <w:t xml:space="preserve">scp </w:t>
       </w:r>
       <w:r>
-        <w:t>mysql@</w:t>
-      </w:r>
-      <w:r>
-        <w:rPr>
-          <w:color w:val="C00000"/>
-        </w:rPr>
-        <w:t>MariaDB</w:t>
-      </w:r>
-      <w:r>
-        <w:rPr>
-          <w:color w:val="C00000"/>
-        </w:rPr>
+        <w:t>mysql@MariaDB</w:t>
+      </w:r>
+      <w:r>
         <w:t xml:space="preserve"> IP</w:t>
       </w:r>
       <w:r>
-        <w:rPr>
-          <w:color w:val="C00000"/>
-        </w:rPr>
         <w:t>:</w:t>
       </w:r>
       <w:r>
@@ -4421,6 +4398,10 @@
     <w:p>
       <w:pPr>
         <w:pStyle w:val="a0"/>
+        <w:numPr>
+          <w:ilvl w:val="0"/>
+          <w:numId w:val="38"/>
+        </w:numPr>
       </w:pPr>
       <w:r>
         <w:t>cd ~mysql/garbd</w:t>
@@ -4598,10 +4579,7 @@
         <w:t>/</w:t>
       </w:r>
       <w:r>
-        <w:t>libboost_program_options.so.1.53.0</w:t>
-      </w:r>
-      <w:r>
-        <w:t xml:space="preserve"> /lib64</w:t>
+        <w:t>libboost_program_options.so.1.53.0 /lib64</w:t>
       </w:r>
     </w:p>
     <w:p>
@@ -4615,10 +4593,10 @@
         <w:t>c</w:t>
       </w:r>
       <w:r>
-        <w:t>hmod +x /lib64/</w:t>
-      </w:r>
-      <w:r>
-        <w:t>libboost_program_options.so.1.53.0</w:t>
+        <w:t>hmod +x /lib64/libboost</w:t>
+      </w:r>
+      <w:r>
+        <w:t>_program_options.so.1.53.0</w:t>
       </w:r>
     </w:p>
     <w:p>
@@ -4657,7 +4635,10 @@
         <w:pStyle w:val="a0"/>
       </w:pPr>
       <w:r>
-        <w:t>cd ~mysql/garbd</w:t>
+        <w:t>cd ~mysql</w:t>
+      </w:r>
+      <w:r>
+        <w:t>/garbd</w:t>
       </w:r>
     </w:p>
     <w:p>
@@ -4841,19 +4822,7 @@
         <w:rPr>
           <w:rFonts w:hint="eastAsia"/>
         </w:rPr>
-        <w:t xml:space="preserve"> </w:t>
-      </w:r>
-      <w:r>
-        <w:rPr>
-          <w:rFonts w:hint="eastAsia"/>
-        </w:rPr>
-        <w:t>심볼링 링크</w:t>
-      </w:r>
-      <w:r>
-        <w:rPr>
-          <w:rFonts w:hint="eastAsia"/>
-        </w:rPr>
-        <w:t>를 생성</w:t>
+        <w:t xml:space="preserve"> 심볼링 링크를 생성</w:t>
       </w:r>
       <w:r>
         <w:rPr>
@@ -4941,7 +4910,13 @@
         <w:pStyle w:val="a0"/>
       </w:pPr>
       <w:r>
-        <w:t>cd ~mysql/garbd</w:t>
+        <w:t>cd ~</w:t>
+      </w:r>
+      <w:r>
+        <w:t>mysql/</w:t>
+      </w:r>
+      <w:r>
+        <w:t>garbd</w:t>
       </w:r>
     </w:p>
     <w:p>
@@ -4961,7 +4936,10 @@
       </w:r>
       <w:proofErr w:type="gramStart"/>
       <w:r>
-        <w:t>mysql:mysql</w:t>
+        <w:t>mysql:my</w:t>
+      </w:r>
+      <w:r>
+        <w:t>sql</w:t>
       </w:r>
       <w:proofErr w:type="gramEnd"/>
       <w:r>
@@ -4976,9 +4954,6 @@
     <w:p>
       <w:pPr>
         <w:pStyle w:val="31"/>
-        <w:rPr>
-          <w:rFonts w:hint="eastAsia"/>
-        </w:rPr>
       </w:pPr>
       <w:r>
         <w:t xml:space="preserve">garbd </w:t>
@@ -5045,11 +5020,6 @@
       </w:r>
     </w:p>
     <w:p>
-      <w:pPr>
-        <w:rPr>
-          <w:rFonts w:hint="eastAsia"/>
-        </w:rPr>
-      </w:pPr>
       <w:r>
         <w:br w:type="page"/>
       </w:r>
@@ -5122,9 +5092,6 @@
     <w:p>
       <w:pPr>
         <w:pStyle w:val="21"/>
-        <w:rPr>
-          <w:rFonts w:hint="eastAsia"/>
-        </w:rPr>
       </w:pPr>
     </w:p>
     <w:p>
@@ -5171,14 +5138,15 @@
         <w:t>종료한 순서의 역순으로 실행합니다.</w:t>
       </w:r>
     </w:p>
-    <w:p/>
+    <w:p>
+      <w:pPr>
+        <w:pStyle w:val="21"/>
+      </w:pPr>
+    </w:p>
     <w:p>
       <w:pPr>
         <w:pStyle w:val="3"/>
         <w:ind w:left="909" w:right="200"/>
-        <w:rPr>
-          <w:rFonts w:hint="eastAsia"/>
-        </w:rPr>
       </w:pPr>
       <w:bookmarkStart w:id="79" w:name="_Toc92482061"/>
       <w:r>
@@ -5280,9 +5248,7 @@
     </w:p>
     <w:p>
       <w:pPr>
-        <w:rPr>
-          <w:rFonts w:hint="eastAsia"/>
-        </w:rPr>
+        <w:pStyle w:val="21"/>
       </w:pPr>
     </w:p>
     <w:p>
@@ -5355,7 +5321,10 @@
         <w:pStyle w:val="a0"/>
       </w:pPr>
       <w:r>
-        <w:t>cd ~mysql/garbd</w:t>
+        <w:t>cd ~mysql</w:t>
+      </w:r>
+      <w:r>
+        <w:t>/garbd</w:t>
       </w:r>
     </w:p>
     <w:p>
@@ -5440,9 +5409,7 @@
     </w:p>
     <w:p>
       <w:pPr>
-        <w:rPr>
-          <w:rFonts w:ascii="Consolas" w:hAnsi="Consolas"/>
-        </w:rPr>
+        <w:pStyle w:val="21"/>
       </w:pPr>
     </w:p>
     <w:p>
@@ -5530,7 +5497,10 @@
         <w:pStyle w:val="a0"/>
       </w:pPr>
       <w:r>
-        <w:t>cd ~/usr/local/mysql/support-files</w:t>
+        <w:t>cd ~/usr/local</w:t>
+      </w:r>
+      <w:r>
+        <w:t>/mysql/support-files</w:t>
       </w:r>
     </w:p>
     <w:p>
@@ -5636,7 +5606,11 @@
         <w:t>)</w:t>
       </w:r>
     </w:p>
-    <w:p/>
+    <w:p>
+      <w:pPr>
+        <w:pStyle w:val="21"/>
+      </w:pPr>
+    </w:p>
     <w:p>
       <w:pPr>
         <w:jc w:val="center"/>
@@ -5673,11 +5647,6 @@
       </w:r>
     </w:p>
     <w:p>
-      <w:pPr>
-        <w:rPr>
-          <w:rFonts w:hint="eastAsia"/>
-        </w:rPr>
-      </w:pPr>
       <w:r>
         <w:br w:type="page"/>
       </w:r>
@@ -5749,9 +5718,6 @@
     <w:p>
       <w:pPr>
         <w:pStyle w:val="31"/>
-        <w:rPr>
-          <w:rFonts w:hint="eastAsia"/>
-        </w:rPr>
       </w:pPr>
       <w:r>
         <w:rPr>
@@ -5813,7 +5779,10 @@
         <w:pStyle w:val="a0"/>
       </w:pPr>
       <w:r>
-        <w:t>cd /usr/local/mysql/support-files</w:t>
+        <w:t>cd /usr/local/</w:t>
+      </w:r>
+      <w:r>
+        <w:t>mysql/support-files</w:t>
       </w:r>
     </w:p>
     <w:p>
@@ -5898,17 +5867,11 @@
     <w:p>
       <w:pPr>
         <w:pStyle w:val="31"/>
-        <w:rPr>
-          <w:rFonts w:hint="eastAsia"/>
-        </w:rPr>
       </w:pPr>
     </w:p>
     <w:p>
       <w:pPr>
         <w:pStyle w:val="31"/>
-        <w:rPr>
-          <w:rFonts w:hint="eastAsia"/>
-        </w:rPr>
       </w:pPr>
       <w:r>
         <w:rPr>
@@ -5944,9 +5907,16 @@
     <w:p>
       <w:pPr>
         <w:pStyle w:val="a0"/>
-      </w:pPr>
-      <w:r>
-        <w:t>cd /usr/local/mysql/support-files</w:t>
+        <w:numPr>
+          <w:ilvl w:val="0"/>
+          <w:numId w:val="28"/>
+        </w:numPr>
+      </w:pPr>
+      <w:r>
+        <w:t>cd /usr/local/mysql/</w:t>
+      </w:r>
+      <w:r>
+        <w:t>support-files</w:t>
       </w:r>
     </w:p>
     <w:p>
@@ -6046,9 +6016,6 @@
       <w:pPr>
         <w:pStyle w:val="31"/>
         <w:jc w:val="left"/>
-        <w:rPr>
-          <w:rFonts w:hint="eastAsia"/>
-        </w:rPr>
       </w:pPr>
       <w:r>
         <w:t xml:space="preserve">MariaDB </w:t>
@@ -6101,7 +6068,10 @@
         <w:t>c</w:t>
       </w:r>
       <w:r>
-        <w:t>d /home/mysql/garbd</w:t>
+        <w:t>d /home/mysql/</w:t>
+      </w:r>
+      <w:r>
+        <w:t>garbd</w:t>
       </w:r>
     </w:p>
     <w:p>
@@ -6117,10 +6087,7 @@
         <w:pStyle w:val="a0"/>
       </w:pPr>
       <w:r>
-        <w:t xml:space="preserve">ps aux | grep </w:t>
-      </w:r>
-      <w:r>
-        <w:t>garbd</w:t>
+        <w:t>ps aux | grep garbd</w:t>
       </w:r>
       <w:r>
         <w:br/>
@@ -6360,263 +6327,82 @@
     </w:p>
     <w:p>
       <w:pPr>
-        <w:pStyle w:val="a"/>
-        <w:rPr>
-          <w:rFonts w:hint="eastAsia"/>
-        </w:rPr>
-      </w:pPr>
-      <w:r>
-        <w:rPr>
-          <w:rFonts w:hint="eastAsia"/>
-        </w:rPr>
-        <w:t>매우 중요합니다. 작성 중!</w:t>
-      </w:r>
-      <w:bookmarkStart w:id="82" w:name="_GoBack"/>
-      <w:bookmarkEnd w:id="82"/>
-    </w:p>
-    <w:p>
-      <w:pPr>
-        <w:rPr>
-          <w:rFonts w:hint="eastAsia"/>
-        </w:rPr>
-      </w:pPr>
-      <w:r>
-        <w:br w:type="page"/>
-      </w:r>
-    </w:p>
-    <w:p>
-      <w:pPr>
-        <w:pStyle w:val="1"/>
-      </w:pPr>
-      <w:bookmarkStart w:id="83" w:name="_Toc92482064"/>
-      <w:r>
-        <w:rPr>
-          <w:rFonts w:hint="eastAsia"/>
-        </w:rPr>
-        <w:lastRenderedPageBreak/>
-        <w:t>e</w:t>
-      </w:r>
-      <w:r>
-        <w:t xml:space="preserve">zFlow </w:t>
-      </w:r>
-      <w:r>
-        <w:rPr>
-          <w:rFonts w:hint="eastAsia"/>
-        </w:rPr>
-        <w:t>클러스터링</w:t>
-      </w:r>
-      <w:r>
-        <w:rPr>
-          <w:rFonts w:hint="eastAsia"/>
-        </w:rPr>
-        <w:t xml:space="preserve"> </w:t>
-      </w:r>
-      <w:r>
-        <w:rPr>
-          <w:rFonts w:hint="eastAsia"/>
-        </w:rPr>
-        <w:t>가이드</w:t>
-      </w:r>
-      <w:bookmarkEnd w:id="83"/>
-    </w:p>
-    <w:p>
-      <w:pPr>
-        <w:rPr>
-          <w:rFonts w:hint="eastAsia"/>
-        </w:rPr>
-      </w:pPr>
-    </w:p>
-    <w:p>
-      <w:pPr>
-        <w:pStyle w:val="2"/>
-        <w:ind w:left="767" w:right="200"/>
-      </w:pPr>
-      <w:bookmarkStart w:id="84" w:name="_Toc92482065"/>
-      <w:proofErr w:type="gramStart"/>
-      <w:r>
-        <w:rPr>
-          <w:rFonts w:hint="eastAsia"/>
-        </w:rPr>
-        <w:t>conf</w:t>
-      </w:r>
-      <w:r>
-        <w:t>ig.SchedulerServer</w:t>
-      </w:r>
-      <w:proofErr w:type="gramEnd"/>
-      <w:r>
-        <w:t xml:space="preserve"> </w:t>
-      </w:r>
-      <w:r>
-        <w:rPr>
-          <w:rFonts w:hint="eastAsia"/>
-        </w:rPr>
-        <w:t>수정</w:t>
-      </w:r>
-      <w:bookmarkEnd w:id="84"/>
-    </w:p>
-    <w:p>
-      <w:pPr>
-        <w:pStyle w:val="21"/>
-      </w:pPr>
-      <w:proofErr w:type="gramStart"/>
-      <w:r>
-        <w:t>config.properties</w:t>
-      </w:r>
-      <w:proofErr w:type="gramEnd"/>
-      <w:r>
-        <w:t xml:space="preserve"> </w:t>
-      </w:r>
-      <w:r>
-        <w:rPr>
-          <w:rFonts w:hint="eastAsia"/>
-        </w:rPr>
-        <w:t>를</w:t>
-      </w:r>
-      <w:r>
-        <w:t xml:space="preserve"> </w:t>
-      </w:r>
-      <w:r>
-        <w:rPr>
-          <w:rFonts w:hint="eastAsia"/>
-        </w:rPr>
-        <w:t>열어</w:t>
-      </w:r>
-      <w:r>
-        <w:t xml:space="preserve"> </w:t>
-      </w:r>
-      <w:r>
-        <w:rPr>
-          <w:rFonts w:hint="eastAsia"/>
-        </w:rPr>
-        <w:t>conf</w:t>
-      </w:r>
-      <w:r>
-        <w:t xml:space="preserve">ig.SchedulerServer </w:t>
-      </w:r>
-      <w:r>
-        <w:rPr>
-          <w:rFonts w:hint="eastAsia"/>
-        </w:rPr>
-        <w:t xml:space="preserve">부분에 </w:t>
-      </w:r>
-      <w:r>
-        <w:t>1</w:t>
-      </w:r>
-      <w:r>
-        <w:rPr>
-          <w:rFonts w:hint="eastAsia"/>
-        </w:rPr>
-        <w:t xml:space="preserve">번 서버는 </w:t>
-      </w:r>
-      <w:r>
-        <w:t>1</w:t>
-      </w:r>
-      <w:r>
-        <w:rPr>
-          <w:rFonts w:hint="eastAsia"/>
-        </w:rPr>
-        <w:t xml:space="preserve">을 넣어주고 </w:t>
-      </w:r>
-      <w:r>
-        <w:t>2</w:t>
-      </w:r>
-      <w:r>
-        <w:rPr>
-          <w:rFonts w:hint="eastAsia"/>
-        </w:rPr>
-        <w:t xml:space="preserve">번 서버는 </w:t>
-      </w:r>
-      <w:r>
-        <w:t>2</w:t>
-      </w:r>
-      <w:r>
-        <w:rPr>
-          <w:rFonts w:hint="eastAsia"/>
-        </w:rPr>
-        <w:t>로 수정해줍니다.</w:t>
-      </w:r>
-    </w:p>
-    <w:p>
-      <w:pPr>
-        <w:pStyle w:val="21"/>
-      </w:pPr>
-      <w:r>
-        <w:rPr>
-          <w:rFonts w:hint="eastAsia"/>
-        </w:rPr>
-        <w:t xml:space="preserve">해당 옵션은 </w:t>
-      </w:r>
-      <w:r>
-        <w:rPr>
-          <w:rFonts w:hint="eastAsia"/>
-        </w:rPr>
-        <w:t xml:space="preserve">각 다른 </w:t>
-      </w:r>
-      <w:r>
-        <w:t>ezFlow</w:t>
-      </w:r>
-      <w:r>
-        <w:rPr>
-          <w:rFonts w:hint="eastAsia"/>
-        </w:rPr>
-        <w:t>의 스케줄러가</w:t>
-      </w:r>
-      <w:r>
-        <w:rPr>
-          <w:rFonts w:hint="eastAsia"/>
-        </w:rPr>
-        <w:t xml:space="preserve"> 동시에 작업되어 문제</w:t>
-      </w:r>
-      <w:r>
-        <w:rPr>
-          <w:rFonts w:hint="eastAsia"/>
-        </w:rPr>
-        <w:t>가 발생할</w:t>
-      </w:r>
-      <w:r>
-        <w:rPr>
-          <w:rFonts w:hint="eastAsia"/>
-        </w:rPr>
-        <w:t xml:space="preserve"> </w:t>
-      </w:r>
-      <w:r>
-        <w:rPr>
-          <w:rFonts w:hint="eastAsia"/>
-        </w:rPr>
-        <w:t>수 있</w:t>
-      </w:r>
-      <w:r>
-        <w:rPr>
-          <w:rFonts w:hint="eastAsia"/>
-        </w:rPr>
-        <w:t>기 때문에 실행 순서를</w:t>
-      </w:r>
-      <w:r>
-        <w:rPr>
-          <w:rFonts w:hint="eastAsia"/>
-        </w:rPr>
-        <w:t xml:space="preserve"> 제어</w:t>
-      </w:r>
-      <w:r>
-        <w:rPr>
-          <w:rFonts w:hint="eastAsia"/>
-        </w:rPr>
-        <w:t>하는 역할입니다</w:t>
-      </w:r>
-    </w:p>
-    <w:p>
-      <w:pPr>
-        <w:pStyle w:val="21"/>
+        <w:pStyle w:val="31"/>
+      </w:pPr>
+      <w:r>
+        <w:rPr>
+          <w:rFonts w:hint="eastAsia"/>
+        </w:rPr>
+        <w:t xml:space="preserve">만약 </w:t>
+      </w:r>
+      <w:r>
+        <w:t xml:space="preserve">bootstarp </w:t>
+      </w:r>
+      <w:r>
+        <w:rPr>
+          <w:rFonts w:hint="eastAsia"/>
+        </w:rPr>
+        <w:t>모드로 띄워지지 않을 때에 대처 방법입니다.</w:t>
+      </w:r>
+    </w:p>
+    <w:p>
+      <w:pPr>
+        <w:pStyle w:val="31"/>
+      </w:pPr>
+      <w:r>
+        <w:rPr>
+          <w:rFonts w:hint="eastAsia"/>
+        </w:rPr>
+        <w:t>노드</w:t>
+      </w:r>
+      <w:r>
+        <w:rPr>
+          <w:rFonts w:hint="eastAsia"/>
+        </w:rPr>
+        <w:t xml:space="preserve">의 순서를 알아내기 위해 </w:t>
+      </w:r>
+      <w:r>
+        <w:t xml:space="preserve">grastate.dat </w:t>
+      </w:r>
+      <w:r>
+        <w:rPr>
+          <w:rFonts w:hint="eastAsia"/>
+        </w:rPr>
+        <w:t>파일을 조회합니다.</w:t>
+      </w:r>
+    </w:p>
+    <w:p>
+      <w:pPr>
+        <w:pStyle w:val="31"/>
+        <w:rPr>
+          <w:rFonts w:hint="eastAsia"/>
+        </w:rPr>
+      </w:pPr>
+    </w:p>
+    <w:p>
+      <w:pPr>
+        <w:pStyle w:val="a0"/>
+      </w:pPr>
+      <w:r>
+        <w:t xml:space="preserve">vim </w:t>
+      </w:r>
+      <w:r>
+        <w:t>/usr/local/mysql/data/grastate.dat</w:t>
+      </w:r>
+    </w:p>
+    <w:p>
+      <w:pPr>
+        <w:pStyle w:val="31"/>
       </w:pPr>
       <w:r>
         <w:rPr>
           <w:noProof/>
         </w:rPr>
         <w:drawing>
-          <wp:inline distT="0" distB="0" distL="0" distR="0" wp14:anchorId="2994712C" wp14:editId="0B684CCF">
-            <wp:extent cx="4333875" cy="428625"/>
-            <wp:effectExtent l="0" t="0" r="9525" b="9525"/>
-            <wp:docPr id="8" name="그림 8"/>
+          <wp:inline distT="0" distB="0" distL="0" distR="0" wp14:anchorId="7987F87C" wp14:editId="7B1A06E8">
+            <wp:extent cx="3524250" cy="762000"/>
+            <wp:effectExtent l="0" t="0" r="0" b="0"/>
+            <wp:docPr id="7" name="그림 7"/>
             <wp:cNvGraphicFramePr>
               <a:graphicFrameLocks xmlns:a="http://schemas.openxmlformats.org/drawingml/2006/main" noChangeAspect="1"/>
             </wp:cNvGraphicFramePr>
@@ -6636,6 +6422,629 @@
                   <pic:spPr>
                     <a:xfrm>
                       <a:off x="0" y="0"/>
+                      <a:ext cx="3524250" cy="762000"/>
+                    </a:xfrm>
+                    <a:prstGeom prst="rect">
+                      <a:avLst/>
+                    </a:prstGeom>
+                  </pic:spPr>
+                </pic:pic>
+              </a:graphicData>
+            </a:graphic>
+          </wp:inline>
+        </w:drawing>
+      </w:r>
+    </w:p>
+    <w:p>
+      <w:pPr>
+        <w:pStyle w:val="31"/>
+      </w:pPr>
+      <w:r>
+        <w:t xml:space="preserve">grastate.dat </w:t>
+      </w:r>
+      <w:r>
+        <w:rPr>
+          <w:rFonts w:hint="eastAsia"/>
+        </w:rPr>
+        <w:t xml:space="preserve">파일에서 </w:t>
+      </w:r>
+      <w:r>
+        <w:t xml:space="preserve">safe_to_bootstrap </w:t>
+      </w:r>
+      <w:r>
+        <w:rPr>
+          <w:rFonts w:hint="eastAsia"/>
+        </w:rPr>
+        <w:t xml:space="preserve">속성의 값이 </w:t>
+      </w:r>
+      <w:r>
+        <w:t>“1”</w:t>
+      </w:r>
+      <w:r>
+        <w:rPr>
+          <w:rFonts w:hint="eastAsia"/>
+        </w:rPr>
+        <w:t xml:space="preserve"> 인 </w:t>
+      </w:r>
+      <w:r>
+        <w:t xml:space="preserve">MariaDB </w:t>
+      </w:r>
+      <w:r>
+        <w:rPr>
+          <w:rFonts w:hint="eastAsia"/>
+        </w:rPr>
+        <w:t>노드를 찾습니다.</w:t>
+      </w:r>
+    </w:p>
+    <w:p>
+      <w:pPr>
+        <w:pStyle w:val="31"/>
+        <w:rPr>
+          <w:rFonts w:hint="eastAsia"/>
+        </w:rPr>
+      </w:pPr>
+      <w:r>
+        <w:t>(</w:t>
+      </w:r>
+      <w:r>
+        <w:t xml:space="preserve">safe_to_bootstrap </w:t>
+      </w:r>
+      <w:r>
+        <w:rPr>
+          <w:rFonts w:hint="eastAsia"/>
+        </w:rPr>
+        <w:t xml:space="preserve">속성의 값이 </w:t>
+      </w:r>
+      <w:r>
+        <w:t xml:space="preserve">“1” </w:t>
+      </w:r>
+      <w:r>
+        <w:rPr>
+          <w:rFonts w:hint="eastAsia"/>
+        </w:rPr>
+        <w:t xml:space="preserve">이면 </w:t>
+      </w:r>
+      <w:r>
+        <w:rPr>
+          <w:rFonts w:hint="eastAsia"/>
+        </w:rPr>
+        <w:t xml:space="preserve">가장 </w:t>
+      </w:r>
+      <w:r>
+        <w:rPr>
+          <w:rFonts w:hint="eastAsia"/>
+        </w:rPr>
+        <w:t>마지막에 죽었던 노드</w:t>
+      </w:r>
+      <w:r>
+        <w:rPr>
+          <w:rFonts w:hint="eastAsia"/>
+        </w:rPr>
+        <w:t>라는 표시입니다</w:t>
+      </w:r>
+      <w:r>
+        <w:t>)</w:t>
+      </w:r>
+    </w:p>
+    <w:p>
+      <w:pPr>
+        <w:pStyle w:val="31"/>
+      </w:pPr>
+      <w:r>
+        <w:rPr>
+          <w:rFonts w:hint="eastAsia"/>
+        </w:rPr>
+        <w:t xml:space="preserve">찾은 </w:t>
+      </w:r>
+      <w:r>
+        <w:rPr>
+          <w:rFonts w:hint="eastAsia"/>
+        </w:rPr>
+        <w:t xml:space="preserve">노드에서 </w:t>
+      </w:r>
+      <w:r>
+        <w:t xml:space="preserve">bootstrap </w:t>
+      </w:r>
+      <w:r>
+        <w:rPr>
+          <w:rFonts w:hint="eastAsia"/>
+        </w:rPr>
+        <w:t>으로 실행합니다.</w:t>
+      </w:r>
+    </w:p>
+    <w:p>
+      <w:pPr>
+        <w:pStyle w:val="31"/>
+      </w:pPr>
+    </w:p>
+    <w:p>
+      <w:pPr>
+        <w:pStyle w:val="a"/>
+      </w:pPr>
+      <w:r>
+        <w:rPr>
+          <w:rFonts w:hint="eastAsia"/>
+        </w:rPr>
+        <w:t>아래부터는 모두 예외 상황입니다.</w:t>
+      </w:r>
+      <w:r>
+        <w:t xml:space="preserve"> </w:t>
+      </w:r>
+      <w:r>
+        <w:rPr>
+          <w:rFonts w:hint="eastAsia"/>
+        </w:rPr>
+        <w:t xml:space="preserve">위를 잘 숙지한 후에 </w:t>
+      </w:r>
+      <w:r>
+        <w:rPr>
+          <w:rFonts w:hint="eastAsia"/>
+        </w:rPr>
+        <w:t>아래와 동일한 상황이면 수행하세요.</w:t>
+      </w:r>
+      <w:bookmarkStart w:id="82" w:name="_GoBack"/>
+      <w:bookmarkEnd w:id="82"/>
+    </w:p>
+    <w:p>
+      <w:pPr>
+        <w:pStyle w:val="31"/>
+      </w:pPr>
+      <w:r>
+        <w:rPr>
+          <w:rFonts w:hint="eastAsia"/>
+        </w:rPr>
+        <w:t>만약</w:t>
+      </w:r>
+      <w:r>
+        <w:t xml:space="preserve"> safe_to_bootstrap </w:t>
+      </w:r>
+      <w:r>
+        <w:rPr>
+          <w:rFonts w:hint="eastAsia"/>
+        </w:rPr>
+        <w:t xml:space="preserve">속성이 모두 </w:t>
+      </w:r>
+      <w:r>
+        <w:t xml:space="preserve">“-1” </w:t>
+      </w:r>
+      <w:r>
+        <w:rPr>
+          <w:rFonts w:hint="eastAsia"/>
+        </w:rPr>
+        <w:t xml:space="preserve">로 동일하다면 노드에서 </w:t>
+      </w:r>
+      <w:r>
+        <w:t xml:space="preserve">“1” </w:t>
+      </w:r>
+      <w:r>
+        <w:rPr>
+          <w:rFonts w:hint="eastAsia"/>
+        </w:rPr>
+        <w:t xml:space="preserve">로 수정 후에 </w:t>
+      </w:r>
+      <w:r>
+        <w:t>bootstrap</w:t>
+      </w:r>
+      <w:r>
+        <w:rPr>
+          <w:rFonts w:hint="eastAsia"/>
+        </w:rPr>
+        <w:t>으로 실행하면 됩니다.</w:t>
+      </w:r>
+    </w:p>
+    <w:p>
+      <w:pPr>
+        <w:pStyle w:val="31"/>
+        <w:rPr>
+          <w:rFonts w:hint="eastAsia"/>
+        </w:rPr>
+      </w:pPr>
+    </w:p>
+    <w:p>
+      <w:pPr>
+        <w:pStyle w:val="31"/>
+      </w:pPr>
+      <w:r>
+        <w:rPr>
+          <w:rFonts w:hint="eastAsia"/>
+        </w:rPr>
+        <w:t xml:space="preserve">그래도 되지 않는다면 아래 명령어를 </w:t>
+      </w:r>
+      <w:r>
+        <w:rPr>
+          <w:rFonts w:hint="eastAsia"/>
+        </w:rPr>
+        <w:t xml:space="preserve">모든 </w:t>
+      </w:r>
+      <w:r>
+        <w:t xml:space="preserve">MariaDB </w:t>
+      </w:r>
+      <w:r>
+        <w:rPr>
+          <w:rFonts w:hint="eastAsia"/>
+        </w:rPr>
+        <w:t xml:space="preserve">노드에서 </w:t>
+      </w:r>
+      <w:r>
+        <w:rPr>
+          <w:rFonts w:hint="eastAsia"/>
+        </w:rPr>
+        <w:t>수행</w:t>
+      </w:r>
+      <w:r>
+        <w:rPr>
+          <w:rFonts w:hint="eastAsia"/>
+        </w:rPr>
+        <w:t>하여 동기화 관련 파일을 백업한 후 한 노드에서 b</w:t>
+      </w:r>
+      <w:r>
+        <w:t>ootstrap</w:t>
+      </w:r>
+      <w:r>
+        <w:rPr>
+          <w:rFonts w:hint="eastAsia"/>
+        </w:rPr>
+        <w:t>으로 실행합니다.</w:t>
+      </w:r>
+    </w:p>
+    <w:p>
+      <w:pPr>
+        <w:pStyle w:val="31"/>
+        <w:rPr>
+          <w:rFonts w:hint="eastAsia"/>
+        </w:rPr>
+      </w:pPr>
+    </w:p>
+    <w:p>
+      <w:pPr>
+        <w:pStyle w:val="a0"/>
+      </w:pPr>
+      <w:r>
+        <w:t>cd /usr/local/mysql</w:t>
+      </w:r>
+    </w:p>
+    <w:p>
+      <w:pPr>
+        <w:pStyle w:val="a0"/>
+      </w:pPr>
+      <w:r>
+        <w:t xml:space="preserve">cp data/grastate.dat </w:t>
+      </w:r>
+      <w:proofErr w:type="gramStart"/>
+      <w:r>
+        <w:t>grastate.dat.backup</w:t>
+      </w:r>
+      <w:proofErr w:type="gramEnd"/>
+    </w:p>
+    <w:p>
+      <w:pPr>
+        <w:pStyle w:val="a0"/>
+      </w:pPr>
+      <w:r>
+        <w:rPr>
+          <w:rFonts w:hint="eastAsia"/>
+        </w:rPr>
+        <w:t>c</w:t>
+      </w:r>
+      <w:r>
+        <w:t xml:space="preserve">p data/galera.cache </w:t>
+      </w:r>
+      <w:proofErr w:type="gramStart"/>
+      <w:r>
+        <w:t>galera.cache</w:t>
+      </w:r>
+      <w:proofErr w:type="gramEnd"/>
+      <w:r>
+        <w:t>.backup</w:t>
+      </w:r>
+    </w:p>
+    <w:p>
+      <w:pPr>
+        <w:pStyle w:val="31"/>
+      </w:pPr>
+    </w:p>
+    <w:p>
+      <w:pPr>
+        <w:pStyle w:val="a"/>
+      </w:pPr>
+      <w:r>
+        <w:rPr>
+          <w:rFonts w:hint="eastAsia"/>
+        </w:rPr>
+        <w:t>b</w:t>
+      </w:r>
+      <w:r>
+        <w:t>ootstrap</w:t>
+      </w:r>
+      <w:r>
+        <w:rPr>
+          <w:rFonts w:hint="eastAsia"/>
+        </w:rPr>
+        <w:t>으로 한 노드에서만 실행</w:t>
+      </w:r>
+    </w:p>
+    <w:p>
+      <w:pPr>
+        <w:pStyle w:val="a0"/>
+      </w:pPr>
+      <w:r>
+        <w:rPr>
+          <w:rFonts w:hint="eastAsia"/>
+        </w:rPr>
+        <w:t>c</w:t>
+      </w:r>
+      <w:r>
+        <w:t>d /usr/local/mysql/support-files</w:t>
+      </w:r>
+    </w:p>
+    <w:p>
+      <w:pPr>
+        <w:pStyle w:val="a0"/>
+        <w:rPr>
+          <w:rFonts w:hint="eastAsia"/>
+        </w:rPr>
+      </w:pPr>
+      <w:r>
+        <w:rPr>
+          <w:rFonts w:hint="eastAsia"/>
+        </w:rPr>
+        <w:t>.</w:t>
+      </w:r>
+      <w:r>
+        <w:t>/mysql.server bootstrap</w:t>
+      </w:r>
+    </w:p>
+    <w:p>
+      <w:r>
+        <w:br w:type="page"/>
+      </w:r>
+    </w:p>
+    <w:p>
+      <w:pPr>
+        <w:pStyle w:val="1"/>
+      </w:pPr>
+      <w:bookmarkStart w:id="83" w:name="_Toc92482064"/>
+      <w:r>
+        <w:rPr>
+          <w:rFonts w:hint="eastAsia"/>
+        </w:rPr>
+        <w:lastRenderedPageBreak/>
+        <w:t>e</w:t>
+      </w:r>
+      <w:r>
+        <w:t xml:space="preserve">zFlow </w:t>
+      </w:r>
+      <w:r>
+        <w:rPr>
+          <w:rFonts w:hint="eastAsia"/>
+        </w:rPr>
+        <w:t>클러스터링</w:t>
+      </w:r>
+      <w:r>
+        <w:rPr>
+          <w:rFonts w:hint="eastAsia"/>
+        </w:rPr>
+        <w:t xml:space="preserve"> </w:t>
+      </w:r>
+      <w:r>
+        <w:rPr>
+          <w:rFonts w:hint="eastAsia"/>
+        </w:rPr>
+        <w:t>가이드</w:t>
+      </w:r>
+      <w:bookmarkEnd w:id="83"/>
+    </w:p>
+    <w:p/>
+    <w:p>
+      <w:pPr>
+        <w:pStyle w:val="2"/>
+        <w:ind w:left="767" w:right="200"/>
+      </w:pPr>
+      <w:bookmarkStart w:id="84" w:name="_Toc92482065"/>
+      <w:proofErr w:type="gramStart"/>
+      <w:r>
+        <w:rPr>
+          <w:rFonts w:hint="eastAsia"/>
+        </w:rPr>
+        <w:t>conf</w:t>
+      </w:r>
+      <w:r>
+        <w:t>ig.SchedulerServer</w:t>
+      </w:r>
+      <w:proofErr w:type="gramEnd"/>
+      <w:r>
+        <w:t xml:space="preserve"> </w:t>
+      </w:r>
+      <w:r>
+        <w:rPr>
+          <w:rFonts w:hint="eastAsia"/>
+        </w:rPr>
+        <w:t>수정</w:t>
+      </w:r>
+      <w:bookmarkEnd w:id="84"/>
+    </w:p>
+    <w:p>
+      <w:pPr>
+        <w:pStyle w:val="21"/>
+      </w:pPr>
+      <w:proofErr w:type="gramStart"/>
+      <w:r>
+        <w:t>config.properties</w:t>
+      </w:r>
+      <w:proofErr w:type="gramEnd"/>
+      <w:r>
+        <w:t xml:space="preserve"> </w:t>
+      </w:r>
+      <w:r>
+        <w:rPr>
+          <w:rFonts w:hint="eastAsia"/>
+        </w:rPr>
+        <w:t>를</w:t>
+      </w:r>
+      <w:r>
+        <w:t xml:space="preserve"> </w:t>
+      </w:r>
+      <w:r>
+        <w:rPr>
+          <w:rFonts w:hint="eastAsia"/>
+        </w:rPr>
+        <w:t>열어</w:t>
+      </w:r>
+      <w:r>
+        <w:t xml:space="preserve"> </w:t>
+      </w:r>
+      <w:r>
+        <w:rPr>
+          <w:rFonts w:hint="eastAsia"/>
+        </w:rPr>
+        <w:t>conf</w:t>
+      </w:r>
+      <w:r>
+        <w:t xml:space="preserve">ig.SchedulerServer </w:t>
+      </w:r>
+      <w:r>
+        <w:rPr>
+          <w:rFonts w:hint="eastAsia"/>
+        </w:rPr>
+        <w:t xml:space="preserve">부분에 </w:t>
+      </w:r>
+      <w:r>
+        <w:t>1</w:t>
+      </w:r>
+      <w:r>
+        <w:rPr>
+          <w:rFonts w:hint="eastAsia"/>
+        </w:rPr>
+        <w:t xml:space="preserve">번 서버는 </w:t>
+      </w:r>
+      <w:r>
+        <w:t>1</w:t>
+      </w:r>
+      <w:r>
+        <w:rPr>
+          <w:rFonts w:hint="eastAsia"/>
+        </w:rPr>
+        <w:t xml:space="preserve">을 넣어주고 </w:t>
+      </w:r>
+      <w:r>
+        <w:t>2</w:t>
+      </w:r>
+      <w:r>
+        <w:rPr>
+          <w:rFonts w:hint="eastAsia"/>
+        </w:rPr>
+        <w:t xml:space="preserve">번 서버는 </w:t>
+      </w:r>
+      <w:r>
+        <w:t>2</w:t>
+      </w:r>
+      <w:r>
+        <w:rPr>
+          <w:rFonts w:hint="eastAsia"/>
+        </w:rPr>
+        <w:t>로 수정해줍니다.</w:t>
+      </w:r>
+    </w:p>
+    <w:p>
+      <w:pPr>
+        <w:pStyle w:val="21"/>
+      </w:pPr>
+      <w:r>
+        <w:rPr>
+          <w:rFonts w:hint="eastAsia"/>
+        </w:rPr>
+        <w:t xml:space="preserve">해당 옵션은 </w:t>
+      </w:r>
+      <w:r>
+        <w:rPr>
+          <w:rFonts w:hint="eastAsia"/>
+        </w:rPr>
+        <w:t xml:space="preserve">각 다른 </w:t>
+      </w:r>
+      <w:r>
+        <w:t>ezFlow</w:t>
+      </w:r>
+      <w:r>
+        <w:rPr>
+          <w:rFonts w:hint="eastAsia"/>
+        </w:rPr>
+        <w:t>의 스케줄러가</w:t>
+      </w:r>
+      <w:r>
+        <w:rPr>
+          <w:rFonts w:hint="eastAsia"/>
+        </w:rPr>
+        <w:t xml:space="preserve"> 동시에 작업되어 문제</w:t>
+      </w:r>
+      <w:r>
+        <w:rPr>
+          <w:rFonts w:hint="eastAsia"/>
+        </w:rPr>
+        <w:t>가 발생할</w:t>
+      </w:r>
+      <w:r>
+        <w:rPr>
+          <w:rFonts w:hint="eastAsia"/>
+        </w:rPr>
+        <w:t xml:space="preserve"> </w:t>
+      </w:r>
+      <w:r>
+        <w:rPr>
+          <w:rFonts w:hint="eastAsia"/>
+        </w:rPr>
+        <w:t>수 있</w:t>
+      </w:r>
+      <w:r>
+        <w:rPr>
+          <w:rFonts w:hint="eastAsia"/>
+        </w:rPr>
+        <w:t>기 때문에 실행 순서를</w:t>
+      </w:r>
+      <w:r>
+        <w:rPr>
+          <w:rFonts w:hint="eastAsia"/>
+        </w:rPr>
+        <w:t xml:space="preserve"> 제어</w:t>
+      </w:r>
+      <w:r>
+        <w:rPr>
+          <w:rFonts w:hint="eastAsia"/>
+        </w:rPr>
+        <w:t>하는 역할입니다</w:t>
+      </w:r>
+    </w:p>
+    <w:p>
+      <w:pPr>
+        <w:pStyle w:val="21"/>
+      </w:pPr>
+      <w:r>
+        <w:rPr>
+          <w:noProof/>
+        </w:rPr>
+        <w:drawing>
+          <wp:inline distT="0" distB="0" distL="0" distR="0" wp14:anchorId="2994712C" wp14:editId="0B684CCF">
+            <wp:extent cx="4333875" cy="428625"/>
+            <wp:effectExtent l="0" t="0" r="9525" b="9525"/>
+            <wp:docPr id="8" name="그림 8"/>
+            <wp:cNvGraphicFramePr>
+              <a:graphicFrameLocks xmlns:a="http://schemas.openxmlformats.org/drawingml/2006/main" noChangeAspect="1"/>
+            </wp:cNvGraphicFramePr>
+            <a:graphic xmlns:a="http://schemas.openxmlformats.org/drawingml/2006/main">
+              <a:graphicData uri="http://schemas.openxmlformats.org/drawingml/2006/picture">
+                <pic:pic xmlns:pic="http://schemas.openxmlformats.org/drawingml/2006/picture">
+                  <pic:nvPicPr>
+                    <pic:cNvPr id="1" name=""/>
+                    <pic:cNvPicPr/>
+                  </pic:nvPicPr>
+                  <pic:blipFill>
+                    <a:blip r:embed="rId20"/>
+                    <a:stretch>
+                      <a:fillRect/>
+                    </a:stretch>
+                  </pic:blipFill>
+                  <pic:spPr>
+                    <a:xfrm>
+                      <a:off x="0" y="0"/>
                       <a:ext cx="4333875" cy="428625"/>
                     </a:xfrm>
                     <a:prstGeom prst="rect">
@@ -6671,9 +7080,6 @@
     <w:p>
       <w:pPr>
         <w:pStyle w:val="a"/>
-        <w:rPr>
-          <w:rFonts w:hint="eastAsia"/>
-        </w:rPr>
       </w:pPr>
       <w:r>
         <w:rPr>
@@ -6958,9 +7364,6 @@
     <w:p>
       <w:pPr>
         <w:pStyle w:val="21"/>
-        <w:rPr>
-          <w:rFonts w:hint="eastAsia"/>
-        </w:rPr>
       </w:pPr>
       <w:r>
         <w:rPr>
@@ -7055,9 +7458,6 @@
       <w:pPr>
         <w:pStyle w:val="3"/>
         <w:ind w:left="909" w:right="200"/>
-        <w:rPr>
-          <w:rFonts w:hint="eastAsia"/>
-        </w:rPr>
       </w:pPr>
       <w:bookmarkStart w:id="86" w:name="_Toc92482067"/>
       <w:r>
@@ -7126,9 +7526,6 @@
     <w:p>
       <w:pPr>
         <w:pStyle w:val="31"/>
-        <w:rPr>
-          <w:rFonts w:hint="eastAsia"/>
-        </w:rPr>
       </w:pPr>
       <w:r>
         <w:t>아래</w:t>
@@ -7234,7 +7631,7 @@
                     </pic:cNvPicPr>
                   </pic:nvPicPr>
                   <pic:blipFill>
-                    <a:blip r:embed="rId20">
+                    <a:blip r:embed="rId21">
                       <a:extLst>
                         <a:ext uri="{28A0092B-C50C-407E-A947-70E740481C1C}">
                           <a14:useLocalDpi xmlns:a14="http://schemas.microsoft.com/office/drawing/2010/main" val="0"/>
@@ -7274,9 +7671,6 @@
     <w:p>
       <w:pPr>
         <w:pStyle w:val="31"/>
-        <w:rPr>
-          <w:rFonts w:hint="eastAsia"/>
-        </w:rPr>
       </w:pPr>
       <w:r>
         <w:rPr>
@@ -7327,9 +7721,6 @@
       <w:pPr>
         <w:pStyle w:val="3"/>
         <w:ind w:left="909" w:right="200"/>
-        <w:rPr>
-          <w:rFonts w:hint="eastAsia"/>
-        </w:rPr>
       </w:pPr>
       <w:bookmarkStart w:id="87" w:name="_Toc92482068"/>
       <w:r>
@@ -7352,9 +7743,6 @@
     <w:p>
       <w:pPr>
         <w:pStyle w:val="31"/>
-        <w:rPr>
-          <w:rFonts w:hint="eastAsia"/>
-        </w:rPr>
       </w:pPr>
       <w:r>
         <w:rPr>
@@ -7387,28 +7775,32 @@
     <w:p>
       <w:pPr>
         <w:pStyle w:val="a0"/>
+        <w:numPr>
+          <w:ilvl w:val="0"/>
+          <w:numId w:val="29"/>
+        </w:numPr>
       </w:pPr>
       <w:r>
         <w:t>vim ~jmocha/</w:t>
       </w:r>
       <w:r>
-        <w:t>ezEKP/ezFlow/conf/server.xml</w:t>
+        <w:t>ezEKP/</w:t>
+      </w:r>
+      <w:r>
+        <w:t>ezFlow</w:t>
+      </w:r>
+      <w:r>
+        <w:t>/conf/server.xml</w:t>
       </w:r>
     </w:p>
     <w:p>
       <w:pPr>
         <w:pStyle w:val="31"/>
-        <w:rPr>
-          <w:rFonts w:hint="eastAsia"/>
-        </w:rPr>
       </w:pPr>
     </w:p>
     <w:p>
       <w:pPr>
         <w:pStyle w:val="31"/>
-        <w:rPr>
-          <w:rFonts w:hint="eastAsia"/>
-        </w:rPr>
       </w:pPr>
       <w:r>
         <w:rPr>
@@ -7430,7 +7822,7 @@
                     <pic:cNvPicPr/>
                   </pic:nvPicPr>
                   <pic:blipFill>
-                    <a:blip r:embed="rId21"/>
+                    <a:blip r:embed="rId22"/>
                     <a:stretch>
                       <a:fillRect/>
                     </a:stretch>
@@ -7454,9 +7846,6 @@
     <w:p>
       <w:pPr>
         <w:pStyle w:val="31"/>
-        <w:rPr>
-          <w:rFonts w:hint="eastAsia"/>
-        </w:rPr>
       </w:pPr>
       <w:r>
         <w:rPr>
@@ -7534,9 +7923,6 @@
     <w:p>
       <w:pPr>
         <w:pStyle w:val="31"/>
-        <w:rPr>
-          <w:rFonts w:hint="eastAsia"/>
-        </w:rPr>
       </w:pPr>
       <w:r>
         <w:rPr>
@@ -7581,7 +7967,7 @@
       <w:r>
         <w:br/>
       </w:r>
-      <w:hyperlink r:id="rId22" w:anchor="For_the_impatient" w:history="1">
+      <w:hyperlink r:id="rId23" w:anchor="For_the_impatient" w:history="1">
         <w:r>
           <w:rPr>
             <w:rStyle w:val="a7"/>
@@ -7632,9 +8018,6 @@
     <w:p>
       <w:pPr>
         <w:pStyle w:val="31"/>
-        <w:rPr>
-          <w:rFonts w:hint="eastAsia"/>
-        </w:rPr>
       </w:pPr>
     </w:p>
     <w:p>
@@ -7685,295 +8068,6 @@
             <wp:extent cx="2657475" cy="771525"/>
             <wp:effectExtent l="0" t="0" r="9525" b="9525"/>
             <wp:docPr id="11" name="그림 11"/>
-            <wp:cNvGraphicFramePr>
-              <a:graphicFrameLocks xmlns:a="http://schemas.openxmlformats.org/drawingml/2006/main" noChangeAspect="1"/>
-            </wp:cNvGraphicFramePr>
-            <a:graphic xmlns:a="http://schemas.openxmlformats.org/drawingml/2006/main">
-              <a:graphicData uri="http://schemas.openxmlformats.org/drawingml/2006/picture">
-                <pic:pic xmlns:pic="http://schemas.openxmlformats.org/drawingml/2006/picture">
-                  <pic:nvPicPr>
-                    <pic:cNvPr id="1" name=""/>
-                    <pic:cNvPicPr/>
-                  </pic:nvPicPr>
-                  <pic:blipFill>
-                    <a:blip r:embed="rId23"/>
-                    <a:stretch>
-                      <a:fillRect/>
-                    </a:stretch>
-                  </pic:blipFill>
-                  <pic:spPr>
-                    <a:xfrm>
-                      <a:off x="0" y="0"/>
-                      <a:ext cx="2657475" cy="771525"/>
-                    </a:xfrm>
-                    <a:prstGeom prst="rect">
-                      <a:avLst/>
-                    </a:prstGeom>
-                  </pic:spPr>
-                </pic:pic>
-              </a:graphicData>
-            </a:graphic>
-          </wp:inline>
-        </w:drawing>
-      </w:r>
-    </w:p>
-    <w:p>
-      <w:pPr>
-        <w:pStyle w:val="a"/>
-        <w:rPr>
-          <w:rFonts w:hint="eastAsia"/>
-        </w:rPr>
-      </w:pPr>
-      <w:r>
-        <w:t>web.xml</w:t>
-      </w:r>
-      <w:r>
-        <w:rPr>
-          <w:rFonts w:hint="eastAsia"/>
-        </w:rPr>
-        <w:t>은</w:t>
-      </w:r>
-      <w:r>
-        <w:t xml:space="preserve"> </w:t>
-      </w:r>
-      <w:r>
-        <w:rPr>
-          <w:rFonts w:hint="eastAsia"/>
-        </w:rPr>
-        <w:t>사이트 브랜치에도 적용해야합니다.</w:t>
-      </w:r>
-    </w:p>
-    <w:p>
-      <w:pPr>
-        <w:pStyle w:val="31"/>
-      </w:pPr>
-    </w:p>
-    <w:p>
-      <w:pPr>
-        <w:pStyle w:val="31"/>
-      </w:pPr>
-      <w:r>
-        <w:rPr>
-          <w:rFonts w:hint="eastAsia"/>
-        </w:rPr>
-        <w:t xml:space="preserve">이후 </w:t>
-      </w:r>
-      <w:r>
-        <w:rPr>
-          <w:rFonts w:hint="eastAsia"/>
-        </w:rPr>
-        <w:t>톰캣을 재실</w:t>
-      </w:r>
-      <w:r>
-        <w:rPr>
-          <w:rFonts w:hint="eastAsia"/>
-        </w:rPr>
-        <w:t>행합니다.</w:t>
-      </w:r>
-    </w:p>
-    <w:p>
-      <w:pPr>
-        <w:pStyle w:val="31"/>
-      </w:pPr>
-    </w:p>
-    <w:p>
-      <w:pPr>
-        <w:pStyle w:val="31"/>
-      </w:pPr>
-      <w:r>
-        <w:rPr>
-          <w:rFonts w:hint="eastAsia"/>
-        </w:rPr>
-        <w:t>클러스터링 대상이 되는</w:t>
-      </w:r>
-      <w:r>
-        <w:t xml:space="preserve"> </w:t>
-      </w:r>
-      <w:r>
-        <w:rPr>
-          <w:rFonts w:hint="eastAsia"/>
-        </w:rPr>
-        <w:t>다른</w:t>
-      </w:r>
-      <w:r>
-        <w:rPr>
-          <w:rFonts w:hint="eastAsia"/>
-        </w:rPr>
-        <w:t xml:space="preserve"> 서버도 </w:t>
-      </w:r>
-      <w:r>
-        <w:rPr>
-          <w:rFonts w:hint="eastAsia"/>
-        </w:rPr>
-        <w:t xml:space="preserve">동일하게 </w:t>
-      </w:r>
-      <w:r>
-        <w:rPr>
-          <w:rFonts w:hint="eastAsia"/>
-        </w:rPr>
-        <w:t>설정 후 톰캣을 재실행</w:t>
-      </w:r>
-      <w:r>
-        <w:rPr>
-          <w:rFonts w:hint="eastAsia"/>
-        </w:rPr>
-        <w:t>합니다.</w:t>
-      </w:r>
-    </w:p>
-    <w:p>
-      <w:pPr>
-        <w:pStyle w:val="31"/>
-        <w:rPr>
-          <w:rFonts w:hint="eastAsia"/>
-        </w:rPr>
-      </w:pPr>
-      <w:r>
-        <w:rPr>
-          <w:rFonts w:hint="eastAsia"/>
-        </w:rPr>
-        <w:t xml:space="preserve">정상적으로 </w:t>
-      </w:r>
-      <w:r>
-        <w:rPr>
-          <w:rFonts w:hint="eastAsia"/>
-        </w:rPr>
-        <w:t>클러스터링이 되는지 확인하려면</w:t>
-      </w:r>
-      <w:r>
-        <w:t xml:space="preserve"> </w:t>
-      </w:r>
-      <w:r>
-        <w:rPr>
-          <w:rFonts w:hint="eastAsia"/>
-        </w:rPr>
-        <w:t>c</w:t>
-      </w:r>
-      <w:r>
-        <w:t xml:space="preserve">atalina.out </w:t>
-      </w:r>
-      <w:r>
-        <w:rPr>
-          <w:rFonts w:hint="eastAsia"/>
-        </w:rPr>
-        <w:t>로그를 확인합니다.</w:t>
-      </w:r>
-    </w:p>
-    <w:p>
-      <w:pPr>
-        <w:pStyle w:val="a0"/>
-      </w:pPr>
-      <w:r>
-        <w:t xml:space="preserve">tail -f </w:t>
-      </w:r>
-      <w:r>
-        <w:t>~</w:t>
-      </w:r>
-      <w:r>
-        <w:rPr>
-          <w:rFonts w:hint="eastAsia"/>
-        </w:rPr>
-        <w:t>j</w:t>
-      </w:r>
-      <w:r>
-        <w:t>mocha/ezEKP/ezFlow</w:t>
-      </w:r>
-      <w:r>
-        <w:t>/logs/catalina.out</w:t>
-      </w:r>
-    </w:p>
-    <w:p>
-      <w:pPr>
-        <w:pStyle w:val="31"/>
-      </w:pPr>
-    </w:p>
-    <w:p>
-      <w:pPr>
-        <w:pStyle w:val="31"/>
-      </w:pPr>
-      <w:r>
-        <w:t xml:space="preserve">정상 </w:t>
-      </w:r>
-      <w:r>
-        <w:rPr>
-          <w:rFonts w:hint="eastAsia"/>
-        </w:rPr>
-        <w:t>작동시</w:t>
-      </w:r>
-      <w:r>
-        <w:rPr>
-          <w:rFonts w:hint="eastAsia"/>
-        </w:rPr>
-        <w:t xml:space="preserve"> 아래와 같은 </w:t>
-      </w:r>
-      <w:r>
-        <w:rPr>
-          <w:rFonts w:hint="eastAsia"/>
-        </w:rPr>
-        <w:t>D</w:t>
-      </w:r>
-      <w:r>
-        <w:t xml:space="preserve">eltaManager </w:t>
-      </w:r>
-      <w:r>
-        <w:rPr>
-          <w:rFonts w:hint="eastAsia"/>
-        </w:rPr>
-        <w:t xml:space="preserve">관련 </w:t>
-      </w:r>
-      <w:r>
-        <w:rPr>
-          <w:rFonts w:hint="eastAsia"/>
-        </w:rPr>
-        <w:t>로그가 뜨게 됩니다.</w:t>
-      </w:r>
-      <w:r>
-        <w:br/>
-      </w:r>
-      <w:r>
-        <w:tab/>
-      </w:r>
-      <w:r>
-        <w:rPr>
-          <w:rStyle w:val="Char4"/>
-          <w:highlight w:val="black"/>
-        </w:rPr>
-        <w:t xml:space="preserve">session state send at </w:t>
-      </w:r>
-      <w:r>
-        <w:rPr>
-          <w:rStyle w:val="Char4"/>
-          <w:highlight w:val="black"/>
-        </w:rPr>
-        <w:t>시각</w:t>
-      </w:r>
-      <w:r>
-        <w:rPr>
-          <w:rStyle w:val="Char4"/>
-          <w:highlight w:val="black"/>
-        </w:rPr>
-        <w:t xml:space="preserve"> recived in </w:t>
-      </w:r>
-      <w:r>
-        <w:rPr>
-          <w:rStyle w:val="Char4"/>
-          <w:highlight w:val="black"/>
-        </w:rPr>
-        <w:t>걸린시간</w:t>
-      </w:r>
-    </w:p>
-    <w:p>
-      <w:pPr>
-        <w:pStyle w:val="31"/>
-      </w:pPr>
-      <w:r>
-        <w:rPr>
-          <w:noProof/>
-        </w:rPr>
-        <w:drawing>
-          <wp:inline distT="0" distB="0" distL="0" distR="0" wp14:anchorId="14D28092" wp14:editId="2403794C">
-            <wp:extent cx="5731510" cy="1362710"/>
-            <wp:effectExtent l="0" t="0" r="2540" b="8890"/>
-            <wp:docPr id="12" name="그림 12"/>
             <wp:cNvGraphicFramePr>
               <a:graphicFrameLocks xmlns:a="http://schemas.openxmlformats.org/drawingml/2006/main" noChangeAspect="1"/>
             </wp:cNvGraphicFramePr>
@@ -7993,6 +8087,292 @@
                   <pic:spPr>
                     <a:xfrm>
                       <a:off x="0" y="0"/>
+                      <a:ext cx="2657475" cy="771525"/>
+                    </a:xfrm>
+                    <a:prstGeom prst="rect">
+                      <a:avLst/>
+                    </a:prstGeom>
+                  </pic:spPr>
+                </pic:pic>
+              </a:graphicData>
+            </a:graphic>
+          </wp:inline>
+        </w:drawing>
+      </w:r>
+    </w:p>
+    <w:p>
+      <w:pPr>
+        <w:pStyle w:val="a"/>
+      </w:pPr>
+      <w:r>
+        <w:t>web.xml</w:t>
+      </w:r>
+      <w:r>
+        <w:rPr>
+          <w:rFonts w:hint="eastAsia"/>
+        </w:rPr>
+        <w:t>은</w:t>
+      </w:r>
+      <w:r>
+        <w:t xml:space="preserve"> </w:t>
+      </w:r>
+      <w:r>
+        <w:rPr>
+          <w:rFonts w:hint="eastAsia"/>
+        </w:rPr>
+        <w:t>사이트 브랜치에도 적용해야합니다.</w:t>
+      </w:r>
+    </w:p>
+    <w:p>
+      <w:pPr>
+        <w:pStyle w:val="31"/>
+      </w:pPr>
+    </w:p>
+    <w:p>
+      <w:pPr>
+        <w:pStyle w:val="31"/>
+      </w:pPr>
+      <w:r>
+        <w:rPr>
+          <w:rFonts w:hint="eastAsia"/>
+        </w:rPr>
+        <w:t xml:space="preserve">이후 </w:t>
+      </w:r>
+      <w:r>
+        <w:rPr>
+          <w:rFonts w:hint="eastAsia"/>
+        </w:rPr>
+        <w:t>톰캣을 재실</w:t>
+      </w:r>
+      <w:r>
+        <w:rPr>
+          <w:rFonts w:hint="eastAsia"/>
+        </w:rPr>
+        <w:t>행합니다.</w:t>
+      </w:r>
+    </w:p>
+    <w:p>
+      <w:pPr>
+        <w:pStyle w:val="31"/>
+      </w:pPr>
+    </w:p>
+    <w:p>
+      <w:pPr>
+        <w:pStyle w:val="31"/>
+      </w:pPr>
+      <w:r>
+        <w:rPr>
+          <w:rFonts w:hint="eastAsia"/>
+        </w:rPr>
+        <w:t>클러스터링 대상이 되는</w:t>
+      </w:r>
+      <w:r>
+        <w:t xml:space="preserve"> </w:t>
+      </w:r>
+      <w:r>
+        <w:rPr>
+          <w:rFonts w:hint="eastAsia"/>
+        </w:rPr>
+        <w:t>다른</w:t>
+      </w:r>
+      <w:r>
+        <w:rPr>
+          <w:rFonts w:hint="eastAsia"/>
+        </w:rPr>
+        <w:t xml:space="preserve"> 서버도 </w:t>
+      </w:r>
+      <w:r>
+        <w:rPr>
+          <w:rFonts w:hint="eastAsia"/>
+        </w:rPr>
+        <w:t xml:space="preserve">동일하게 </w:t>
+      </w:r>
+      <w:r>
+        <w:rPr>
+          <w:rFonts w:hint="eastAsia"/>
+        </w:rPr>
+        <w:t>설정 후 톰캣을 재실행</w:t>
+      </w:r>
+      <w:r>
+        <w:rPr>
+          <w:rFonts w:hint="eastAsia"/>
+        </w:rPr>
+        <w:t>합니다.</w:t>
+      </w:r>
+    </w:p>
+    <w:p>
+      <w:pPr>
+        <w:pStyle w:val="31"/>
+      </w:pPr>
+      <w:r>
+        <w:rPr>
+          <w:rFonts w:hint="eastAsia"/>
+        </w:rPr>
+        <w:t xml:space="preserve">정상적으로 </w:t>
+      </w:r>
+      <w:r>
+        <w:rPr>
+          <w:rFonts w:hint="eastAsia"/>
+        </w:rPr>
+        <w:t>클러스터링이 되는지 확인하려면</w:t>
+      </w:r>
+      <w:r>
+        <w:t xml:space="preserve"> </w:t>
+      </w:r>
+      <w:r>
+        <w:rPr>
+          <w:rFonts w:hint="eastAsia"/>
+        </w:rPr>
+        <w:t>c</w:t>
+      </w:r>
+      <w:r>
+        <w:t xml:space="preserve">atalina.out </w:t>
+      </w:r>
+      <w:r>
+        <w:rPr>
+          <w:rFonts w:hint="eastAsia"/>
+        </w:rPr>
+        <w:t>로그를 확인합니다.</w:t>
+      </w:r>
+    </w:p>
+    <w:p>
+      <w:pPr>
+        <w:pStyle w:val="a0"/>
+      </w:pPr>
+      <w:r>
+        <w:t xml:space="preserve">tail -f </w:t>
+      </w:r>
+      <w:r>
+        <w:t>~</w:t>
+      </w:r>
+      <w:r>
+        <w:rPr>
+          <w:rFonts w:hint="eastAsia"/>
+        </w:rPr>
+        <w:t>j</w:t>
+      </w:r>
+      <w:r>
+        <w:t>mocha</w:t>
+      </w:r>
+      <w:r>
+        <w:t>/ezEKP/ezFlow</w:t>
+      </w:r>
+      <w:r>
+        <w:t>/logs/catalina.out</w:t>
+      </w:r>
+    </w:p>
+    <w:p>
+      <w:pPr>
+        <w:pStyle w:val="31"/>
+      </w:pPr>
+    </w:p>
+    <w:p>
+      <w:pPr>
+        <w:pStyle w:val="31"/>
+      </w:pPr>
+      <w:r>
+        <w:t xml:space="preserve">정상 </w:t>
+      </w:r>
+      <w:r>
+        <w:rPr>
+          <w:rFonts w:hint="eastAsia"/>
+        </w:rPr>
+        <w:t>작동시</w:t>
+      </w:r>
+      <w:r>
+        <w:rPr>
+          <w:rFonts w:hint="eastAsia"/>
+        </w:rPr>
+        <w:t xml:space="preserve"> 아래와 같은 </w:t>
+      </w:r>
+      <w:r>
+        <w:rPr>
+          <w:rFonts w:hint="eastAsia"/>
+        </w:rPr>
+        <w:t>D</w:t>
+      </w:r>
+      <w:r>
+        <w:t xml:space="preserve">eltaManager </w:t>
+      </w:r>
+      <w:r>
+        <w:rPr>
+          <w:rFonts w:hint="eastAsia"/>
+        </w:rPr>
+        <w:t xml:space="preserve">관련 </w:t>
+      </w:r>
+      <w:r>
+        <w:rPr>
+          <w:rFonts w:hint="eastAsia"/>
+        </w:rPr>
+        <w:t>로그가 뜨게 됩니다.</w:t>
+      </w:r>
+      <w:r>
+        <w:br/>
+      </w:r>
+      <w:r>
+        <w:tab/>
+      </w:r>
+      <w:r>
+        <w:rPr>
+          <w:rStyle w:val="Char4"/>
+          <w:highlight w:val="black"/>
+        </w:rPr>
+        <w:t xml:space="preserve">session state send at </w:t>
+      </w:r>
+      <w:r>
+        <w:rPr>
+          <w:rStyle w:val="Char4"/>
+          <w:highlight w:val="black"/>
+        </w:rPr>
+        <w:t>시각</w:t>
+      </w:r>
+      <w:r>
+        <w:rPr>
+          <w:rStyle w:val="Char4"/>
+          <w:highlight w:val="black"/>
+        </w:rPr>
+        <w:t xml:space="preserve"> recived in </w:t>
+      </w:r>
+      <w:r>
+        <w:rPr>
+          <w:rStyle w:val="Char4"/>
+          <w:highlight w:val="black"/>
+        </w:rPr>
+        <w:t>걸린시간</w:t>
+      </w:r>
+    </w:p>
+    <w:p>
+      <w:pPr>
+        <w:pStyle w:val="31"/>
+      </w:pPr>
+      <w:r>
+        <w:rPr>
+          <w:noProof/>
+        </w:rPr>
+        <w:drawing>
+          <wp:inline distT="0" distB="0" distL="0" distR="0" wp14:anchorId="14D28092" wp14:editId="2403794C">
+            <wp:extent cx="5731510" cy="1362710"/>
+            <wp:effectExtent l="0" t="0" r="2540" b="8890"/>
+            <wp:docPr id="12" name="그림 12"/>
+            <wp:cNvGraphicFramePr>
+              <a:graphicFrameLocks xmlns:a="http://schemas.openxmlformats.org/drawingml/2006/main" noChangeAspect="1"/>
+            </wp:cNvGraphicFramePr>
+            <a:graphic xmlns:a="http://schemas.openxmlformats.org/drawingml/2006/main">
+              <a:graphicData uri="http://schemas.openxmlformats.org/drawingml/2006/picture">
+                <pic:pic xmlns:pic="http://schemas.openxmlformats.org/drawingml/2006/picture">
+                  <pic:nvPicPr>
+                    <pic:cNvPr id="1" name=""/>
+                    <pic:cNvPicPr/>
+                  </pic:nvPicPr>
+                  <pic:blipFill>
+                    <a:blip r:embed="rId25"/>
+                    <a:stretch>
+                      <a:fillRect/>
+                    </a:stretch>
+                  </pic:blipFill>
+                  <pic:spPr>
+                    <a:xfrm>
+                      <a:off x="0" y="0"/>
                       <a:ext cx="5731510" cy="1362710"/>
                     </a:xfrm>
                     <a:prstGeom prst="rect">
@@ -8007,11 +8387,6 @@
       </w:r>
     </w:p>
     <w:p>
-      <w:pPr>
-        <w:rPr>
-          <w:rFonts w:hint="eastAsia"/>
-        </w:rPr>
-      </w:pPr>
       <w:r>
         <w:br w:type="page"/>
       </w:r>
@@ -8020,9 +8395,6 @@
       <w:pPr>
         <w:pStyle w:val="3"/>
         <w:ind w:left="909" w:right="200"/>
-        <w:rPr>
-          <w:rFonts w:hint="eastAsia"/>
-        </w:rPr>
       </w:pPr>
       <w:bookmarkStart w:id="88" w:name="_Toc92482069"/>
       <w:r>
@@ -8048,9 +8420,6 @@
     <w:p>
       <w:pPr>
         <w:pStyle w:val="31"/>
-        <w:rPr>
-          <w:rFonts w:hint="eastAsia"/>
-        </w:rPr>
       </w:pPr>
       <w:r>
         <w:rPr>
@@ -8160,9 +8529,6 @@
     <w:p>
       <w:pPr>
         <w:pStyle w:val="31"/>
-        <w:rPr>
-          <w:rFonts w:hint="eastAsia"/>
-        </w:rPr>
       </w:pPr>
       <w:r>
         <w:rPr>
@@ -8187,7 +8553,7 @@
                     </pic:cNvPicPr>
                   </pic:nvPicPr>
                   <pic:blipFill>
-                    <a:blip r:embed="rId25">
+                    <a:blip r:embed="rId26">
                       <a:extLst>
                         <a:ext uri="{28A0092B-C50C-407E-A947-70E740481C1C}">
                           <a14:useLocalDpi xmlns:a14="http://schemas.microsoft.com/office/drawing/2010/main" val="0"/>
@@ -8305,7 +8671,13 @@
         <w:pStyle w:val="a0"/>
       </w:pPr>
       <w:r>
-        <w:t>grep MemberImpl ~jmocha/ezEKP/ezFlow/logs/catalina.out</w:t>
+        <w:t xml:space="preserve">grep </w:t>
+      </w:r>
+      <w:r>
+        <w:t>MemberImpl</w:t>
+      </w:r>
+      <w:r>
+        <w:t xml:space="preserve"> ~jmocha/ezEKP/ezFlow/logs/catalina.out</w:t>
       </w:r>
     </w:p>
     <w:p>
@@ -8316,9 +8688,6 @@
     <w:p>
       <w:pPr>
         <w:pStyle w:val="31"/>
-        <w:rPr>
-          <w:rFonts w:hint="eastAsia"/>
-        </w:rPr>
       </w:pPr>
       <w:r>
         <w:rPr>
@@ -8343,7 +8712,7 @@
                     </pic:cNvPicPr>
                   </pic:nvPicPr>
                   <pic:blipFill>
-                    <a:blip r:embed="rId26">
+                    <a:blip r:embed="rId27">
                       <a:extLst>
                         <a:ext uri="{28A0092B-C50C-407E-A947-70E740481C1C}">
                           <a14:useLocalDpi xmlns:a14="http://schemas.microsoft.com/office/drawing/2010/main" val="0"/>
@@ -8398,9 +8767,6 @@
     <w:p>
       <w:pPr>
         <w:pStyle w:val="31"/>
-        <w:rPr>
-          <w:rFonts w:hint="eastAsia"/>
-        </w:rPr>
       </w:pPr>
     </w:p>
     <w:p>
@@ -8450,12 +8816,15 @@
     <w:p>
       <w:pPr>
         <w:pStyle w:val="a0"/>
-        <w:rPr>
-          <w:rFonts w:hint="eastAsia"/>
-        </w:rPr>
-      </w:pPr>
-      <w:r>
-        <w:t>cat /etc/hosts</w:t>
+      </w:pPr>
+      <w:r>
+        <w:t>cat /</w:t>
+      </w:r>
+      <w:r>
+        <w:t>etc</w:t>
+      </w:r>
+      <w:r>
+        <w:t>/hosts</w:t>
       </w:r>
     </w:p>
     <w:p>
@@ -8482,7 +8851,7 @@
                     <pic:cNvPicPr/>
                   </pic:nvPicPr>
                   <pic:blipFill>
-                    <a:blip r:embed="rId27"/>
+                    <a:blip r:embed="rId28"/>
                     <a:stretch>
                       <a:fillRect/>
                     </a:stretch>
@@ -8504,11 +8873,6 @@
       </w:r>
     </w:p>
     <w:p>
-      <w:pPr>
-        <w:rPr>
-          <w:rFonts w:hint="eastAsia"/>
-        </w:rPr>
-      </w:pPr>
       <w:r>
         <w:br w:type="page"/>
       </w:r>
@@ -8586,9 +8950,6 @@
     <w:p>
       <w:pPr>
         <w:pStyle w:val="31"/>
-        <w:rPr>
-          <w:rFonts w:hint="eastAsia"/>
-        </w:rPr>
       </w:pPr>
       <w:r>
         <w:rPr>
@@ -8702,7 +9063,13 @@
         <w:t xml:space="preserve">vim </w:t>
       </w:r>
       <w:r>
-        <w:t>~jmocha/ezEKP/ezFlow/conf/server.xml</w:t>
+        <w:t>~jmocha/</w:t>
+      </w:r>
+      <w:r>
+        <w:t>ezEKP</w:t>
+      </w:r>
+      <w:r>
+        <w:t>/ezFlow/conf/server.xml</w:t>
       </w:r>
     </w:p>
     <w:p>
@@ -8713,9 +9080,6 @@
     <w:p>
       <w:pPr>
         <w:pStyle w:val="31"/>
-        <w:rPr>
-          <w:rFonts w:hint="eastAsia"/>
-        </w:rPr>
       </w:pPr>
       <w:r>
         <w:rPr>
@@ -8854,7 +9218,7 @@
           <w:rStyle w:val="a7"/>
         </w:rPr>
       </w:pPr>
-      <w:hyperlink r:id="rId28" w:anchor="For_the_impatient" w:history="1">
+      <w:hyperlink r:id="rId29" w:anchor="For_the_impatient" w:history="1">
         <w:r>
           <w:rPr>
             <w:rStyle w:val="a7"/>
@@ -9023,7 +9387,7 @@
         <w:spacing w:after="0" w:line="240" w:lineRule="auto"/>
         <w:jc w:val="left"/>
         <w:rPr>
-          <w:rFonts w:ascii="Consolas" w:eastAsia="굴림체" w:hAnsi="Consolas" w:cs="굴림체" w:hint="eastAsia"/>
+          <w:rFonts w:ascii="Consolas" w:eastAsia="굴림체" w:hAnsi="Consolas" w:cs="굴림체"/>
           <w:color w:val="000000"/>
           <w:kern w:val="0"/>
           <w:sz w:val="14"/>
@@ -10697,7 +11061,7 @@
         <w:spacing w:after="0" w:line="240" w:lineRule="auto"/>
         <w:jc w:val="left"/>
         <w:rPr>
-          <w:rFonts w:ascii="Consolas" w:eastAsia="굴림체" w:hAnsi="Consolas" w:cs="굴림체" w:hint="eastAsia"/>
+          <w:rFonts w:ascii="Consolas" w:eastAsia="굴림체" w:hAnsi="Consolas" w:cs="굴림체"/>
           <w:color w:val="000000"/>
           <w:kern w:val="0"/>
           <w:sz w:val="12"/>
@@ -10743,7 +11107,7 @@
                     </pic:cNvPicPr>
                   </pic:nvPicPr>
                   <pic:blipFill>
-                    <a:blip r:embed="rId29">
+                    <a:blip r:embed="rId30">
                       <a:extLst>
                         <a:ext uri="{28A0092B-C50C-407E-A947-70E740481C1C}">
                           <a14:useLocalDpi xmlns:a14="http://schemas.microsoft.com/office/drawing/2010/main" val="0"/>
@@ -10783,9 +11147,6 @@
     <w:p>
       <w:pPr>
         <w:pStyle w:val="31"/>
-        <w:rPr>
-          <w:rFonts w:hint="eastAsia"/>
-        </w:rPr>
       </w:pPr>
       <w:r>
         <w:rPr>
@@ -11502,6 +11863,118 @@
     </w:lvl>
   </w:abstractNum>
   <w:abstractNum w:abstractNumId="5" w15:restartNumberingAfterBreak="0">
+    <w:nsid w:val="1E8E5DF0"/>
+    <w:multiLevelType w:val="hybridMultilevel"/>
+    <w:tmpl w:val="C452F12E"/>
+    <w:lvl w:ilvl="0" w:tplc="CF663084">
+      <w:numFmt w:val="bullet"/>
+      <w:lvlText w:val=""/>
+      <w:lvlJc w:val="left"/>
+      <w:pPr>
+        <w:ind w:left="763" w:hanging="360"/>
+      </w:pPr>
+      <w:rPr>
+        <w:rFonts w:ascii="Wingdings" w:eastAsiaTheme="minorEastAsia" w:hAnsi="Wingdings" w:cstheme="minorBidi" w:hint="default"/>
+      </w:rPr>
+    </w:lvl>
+    <w:lvl w:ilvl="1" w:tplc="04090003" w:tentative="1">
+      <w:start w:val="1"/>
+      <w:numFmt w:val="bullet"/>
+      <w:lvlText w:val=""/>
+      <w:lvlJc w:val="left"/>
+      <w:pPr>
+        <w:ind w:left="1203" w:hanging="400"/>
+      </w:pPr>
+      <w:rPr>
+        <w:rFonts w:ascii="Wingdings" w:hAnsi="Wingdings" w:hint="default"/>
+      </w:rPr>
+    </w:lvl>
+    <w:lvl w:ilvl="2" w:tplc="04090005" w:tentative="1">
+      <w:start w:val="1"/>
+      <w:numFmt w:val="bullet"/>
+      <w:lvlText w:val=""/>
+      <w:lvlJc w:val="left"/>
+      <w:pPr>
+        <w:ind w:left="1603" w:hanging="400"/>
+      </w:pPr>
+      <w:rPr>
+        <w:rFonts w:ascii="Wingdings" w:hAnsi="Wingdings" w:hint="default"/>
+      </w:rPr>
+    </w:lvl>
+    <w:lvl w:ilvl="3" w:tplc="04090001" w:tentative="1">
+      <w:start w:val="1"/>
+      <w:numFmt w:val="bullet"/>
+      <w:lvlText w:val=""/>
+      <w:lvlJc w:val="left"/>
+      <w:pPr>
+        <w:ind w:left="2003" w:hanging="400"/>
+      </w:pPr>
+      <w:rPr>
+        <w:rFonts w:ascii="Wingdings" w:hAnsi="Wingdings" w:hint="default"/>
+      </w:rPr>
+    </w:lvl>
+    <w:lvl w:ilvl="4" w:tplc="04090003" w:tentative="1">
+      <w:start w:val="1"/>
+      <w:numFmt w:val="bullet"/>
+      <w:lvlText w:val=""/>
+      <w:lvlJc w:val="left"/>
+      <w:pPr>
+        <w:ind w:left="2403" w:hanging="400"/>
+      </w:pPr>
+      <w:rPr>
+        <w:rFonts w:ascii="Wingdings" w:hAnsi="Wingdings" w:hint="default"/>
+      </w:rPr>
+    </w:lvl>
+    <w:lvl w:ilvl="5" w:tplc="04090005" w:tentative="1">
+      <w:start w:val="1"/>
+      <w:numFmt w:val="bullet"/>
+      <w:lvlText w:val=""/>
+      <w:lvlJc w:val="left"/>
+      <w:pPr>
+        <w:ind w:left="2803" w:hanging="400"/>
+      </w:pPr>
+      <w:rPr>
+        <w:rFonts w:ascii="Wingdings" w:hAnsi="Wingdings" w:hint="default"/>
+      </w:rPr>
+    </w:lvl>
+    <w:lvl w:ilvl="6" w:tplc="04090001" w:tentative="1">
+      <w:start w:val="1"/>
+      <w:numFmt w:val="bullet"/>
+      <w:lvlText w:val=""/>
+      <w:lvlJc w:val="left"/>
+      <w:pPr>
+        <w:ind w:left="3203" w:hanging="400"/>
+      </w:pPr>
+      <w:rPr>
+        <w:rFonts w:ascii="Wingdings" w:hAnsi="Wingdings" w:hint="default"/>
+      </w:rPr>
+    </w:lvl>
+    <w:lvl w:ilvl="7" w:tplc="04090003" w:tentative="1">
+      <w:start w:val="1"/>
+      <w:numFmt w:val="bullet"/>
+      <w:lvlText w:val=""/>
+      <w:lvlJc w:val="left"/>
+      <w:pPr>
+        <w:ind w:left="3603" w:hanging="400"/>
+      </w:pPr>
+      <w:rPr>
+        <w:rFonts w:ascii="Wingdings" w:hAnsi="Wingdings" w:hint="default"/>
+      </w:rPr>
+    </w:lvl>
+    <w:lvl w:ilvl="8" w:tplc="04090005" w:tentative="1">
+      <w:start w:val="1"/>
+      <w:numFmt w:val="bullet"/>
+      <w:lvlText w:val=""/>
+      <w:lvlJc w:val="left"/>
+      <w:pPr>
+        <w:ind w:left="4003" w:hanging="400"/>
+      </w:pPr>
+      <w:rPr>
+        <w:rFonts w:ascii="Wingdings" w:hAnsi="Wingdings" w:hint="default"/>
+      </w:rPr>
+    </w:lvl>
+  </w:abstractNum>
+  <w:abstractNum w:abstractNumId="6" w15:restartNumberingAfterBreak="0">
     <w:nsid w:val="21AA2BD9"/>
     <w:multiLevelType w:val="hybridMultilevel"/>
     <w:tmpl w:val="83C0C6DC"/>
@@ -11613,7 +12086,7 @@
       </w:rPr>
     </w:lvl>
   </w:abstractNum>
-  <w:abstractNum w:abstractNumId="6" w15:restartNumberingAfterBreak="0">
+  <w:abstractNum w:abstractNumId="7" w15:restartNumberingAfterBreak="0">
     <w:nsid w:val="24ED57B4"/>
     <w:multiLevelType w:val="hybridMultilevel"/>
     <w:tmpl w:val="DF16DC18"/>
@@ -11725,7 +12198,119 @@
       </w:rPr>
     </w:lvl>
   </w:abstractNum>
-  <w:abstractNum w:abstractNumId="7" w15:restartNumberingAfterBreak="0">
+  <w:abstractNum w:abstractNumId="8" w15:restartNumberingAfterBreak="0">
+    <w:nsid w:val="2D5E17FE"/>
+    <w:multiLevelType w:val="hybridMultilevel"/>
+    <w:tmpl w:val="695E90D4"/>
+    <w:lvl w:ilvl="0" w:tplc="7A268840">
+      <w:numFmt w:val="bullet"/>
+      <w:lvlText w:val=""/>
+      <w:lvlJc w:val="left"/>
+      <w:pPr>
+        <w:ind w:left="763" w:hanging="360"/>
+      </w:pPr>
+      <w:rPr>
+        <w:rFonts w:ascii="Wingdings" w:eastAsiaTheme="minorEastAsia" w:hAnsi="Wingdings" w:cstheme="minorBidi" w:hint="default"/>
+      </w:rPr>
+    </w:lvl>
+    <w:lvl w:ilvl="1" w:tplc="04090003" w:tentative="1">
+      <w:start w:val="1"/>
+      <w:numFmt w:val="bullet"/>
+      <w:lvlText w:val=""/>
+      <w:lvlJc w:val="left"/>
+      <w:pPr>
+        <w:ind w:left="1203" w:hanging="400"/>
+      </w:pPr>
+      <w:rPr>
+        <w:rFonts w:ascii="Wingdings" w:hAnsi="Wingdings" w:hint="default"/>
+      </w:rPr>
+    </w:lvl>
+    <w:lvl w:ilvl="2" w:tplc="04090005" w:tentative="1">
+      <w:start w:val="1"/>
+      <w:numFmt w:val="bullet"/>
+      <w:lvlText w:val=""/>
+      <w:lvlJc w:val="left"/>
+      <w:pPr>
+        <w:ind w:left="1603" w:hanging="400"/>
+      </w:pPr>
+      <w:rPr>
+        <w:rFonts w:ascii="Wingdings" w:hAnsi="Wingdings" w:hint="default"/>
+      </w:rPr>
+    </w:lvl>
+    <w:lvl w:ilvl="3" w:tplc="04090001" w:tentative="1">
+      <w:start w:val="1"/>
+      <w:numFmt w:val="bullet"/>
+      <w:lvlText w:val=""/>
+      <w:lvlJc w:val="left"/>
+      <w:pPr>
+        <w:ind w:left="2003" w:hanging="400"/>
+      </w:pPr>
+      <w:rPr>
+        <w:rFonts w:ascii="Wingdings" w:hAnsi="Wingdings" w:hint="default"/>
+      </w:rPr>
+    </w:lvl>
+    <w:lvl w:ilvl="4" w:tplc="04090003" w:tentative="1">
+      <w:start w:val="1"/>
+      <w:numFmt w:val="bullet"/>
+      <w:lvlText w:val=""/>
+      <w:lvlJc w:val="left"/>
+      <w:pPr>
+        <w:ind w:left="2403" w:hanging="400"/>
+      </w:pPr>
+      <w:rPr>
+        <w:rFonts w:ascii="Wingdings" w:hAnsi="Wingdings" w:hint="default"/>
+      </w:rPr>
+    </w:lvl>
+    <w:lvl w:ilvl="5" w:tplc="04090005" w:tentative="1">
+      <w:start w:val="1"/>
+      <w:numFmt w:val="bullet"/>
+      <w:lvlText w:val=""/>
+      <w:lvlJc w:val="left"/>
+      <w:pPr>
+        <w:ind w:left="2803" w:hanging="400"/>
+      </w:pPr>
+      <w:rPr>
+        <w:rFonts w:ascii="Wingdings" w:hAnsi="Wingdings" w:hint="default"/>
+      </w:rPr>
+    </w:lvl>
+    <w:lvl w:ilvl="6" w:tplc="04090001" w:tentative="1">
+      <w:start w:val="1"/>
+      <w:numFmt w:val="bullet"/>
+      <w:lvlText w:val=""/>
+      <w:lvlJc w:val="left"/>
+      <w:pPr>
+        <w:ind w:left="3203" w:hanging="400"/>
+      </w:pPr>
+      <w:rPr>
+        <w:rFonts w:ascii="Wingdings" w:hAnsi="Wingdings" w:hint="default"/>
+      </w:rPr>
+    </w:lvl>
+    <w:lvl w:ilvl="7" w:tplc="04090003" w:tentative="1">
+      <w:start w:val="1"/>
+      <w:numFmt w:val="bullet"/>
+      <w:lvlText w:val=""/>
+      <w:lvlJc w:val="left"/>
+      <w:pPr>
+        <w:ind w:left="3603" w:hanging="400"/>
+      </w:pPr>
+      <w:rPr>
+        <w:rFonts w:ascii="Wingdings" w:hAnsi="Wingdings" w:hint="default"/>
+      </w:rPr>
+    </w:lvl>
+    <w:lvl w:ilvl="8" w:tplc="04090005" w:tentative="1">
+      <w:start w:val="1"/>
+      <w:numFmt w:val="bullet"/>
+      <w:lvlText w:val=""/>
+      <w:lvlJc w:val="left"/>
+      <w:pPr>
+        <w:ind w:left="4003" w:hanging="400"/>
+      </w:pPr>
+      <w:rPr>
+        <w:rFonts w:ascii="Wingdings" w:hAnsi="Wingdings" w:hint="default"/>
+      </w:rPr>
+    </w:lvl>
+  </w:abstractNum>
+  <w:abstractNum w:abstractNumId="9" w15:restartNumberingAfterBreak="0">
     <w:nsid w:val="38FE33C3"/>
     <w:multiLevelType w:val="hybridMultilevel"/>
     <w:tmpl w:val="4DBA2648"/>
@@ -11814,7 +12399,7 @@
       </w:pPr>
     </w:lvl>
   </w:abstractNum>
-  <w:abstractNum w:abstractNumId="8" w15:restartNumberingAfterBreak="0">
+  <w:abstractNum w:abstractNumId="10" w15:restartNumberingAfterBreak="0">
     <w:nsid w:val="3D662647"/>
     <w:multiLevelType w:val="hybridMultilevel"/>
     <w:tmpl w:val="43906CBE"/>
@@ -11927,7 +12512,7 @@
       </w:rPr>
     </w:lvl>
   </w:abstractNum>
-  <w:abstractNum w:abstractNumId="9" w15:restartNumberingAfterBreak="0">
+  <w:abstractNum w:abstractNumId="11" w15:restartNumberingAfterBreak="0">
     <w:nsid w:val="48E65C0D"/>
     <w:multiLevelType w:val="hybridMultilevel"/>
     <w:tmpl w:val="32B811C4"/>
@@ -12039,7 +12624,7 @@
       </w:rPr>
     </w:lvl>
   </w:abstractNum>
-  <w:abstractNum w:abstractNumId="10" w15:restartNumberingAfterBreak="0">
+  <w:abstractNum w:abstractNumId="12" w15:restartNumberingAfterBreak="0">
     <w:nsid w:val="49323641"/>
     <w:multiLevelType w:val="multilevel"/>
     <w:tmpl w:val="3614193A"/>
@@ -12208,7 +12793,7 @@
       </w:rPr>
     </w:lvl>
   </w:abstractNum>
-  <w:abstractNum w:abstractNumId="11" w15:restartNumberingAfterBreak="0">
+  <w:abstractNum w:abstractNumId="13" w15:restartNumberingAfterBreak="0">
     <w:nsid w:val="4A932C7A"/>
     <w:multiLevelType w:val="hybridMultilevel"/>
     <w:tmpl w:val="389AE20E"/>
@@ -12321,7 +12906,7 @@
       </w:rPr>
     </w:lvl>
   </w:abstractNum>
-  <w:abstractNum w:abstractNumId="12" w15:restartNumberingAfterBreak="0">
+  <w:abstractNum w:abstractNumId="14" w15:restartNumberingAfterBreak="0">
     <w:nsid w:val="4AD8109E"/>
     <w:multiLevelType w:val="hybridMultilevel"/>
     <w:tmpl w:val="62585054"/>
@@ -12434,7 +13019,7 @@
       </w:rPr>
     </w:lvl>
   </w:abstractNum>
-  <w:abstractNum w:abstractNumId="13" w15:restartNumberingAfterBreak="0">
+  <w:abstractNum w:abstractNumId="15" w15:restartNumberingAfterBreak="0">
     <w:nsid w:val="5011557B"/>
     <w:multiLevelType w:val="hybridMultilevel"/>
     <w:tmpl w:val="406E2BB6"/>
@@ -12550,7 +13135,7 @@
       </w:rPr>
     </w:lvl>
   </w:abstractNum>
-  <w:abstractNum w:abstractNumId="14" w15:restartNumberingAfterBreak="0">
+  <w:abstractNum w:abstractNumId="16" w15:restartNumberingAfterBreak="0">
     <w:nsid w:val="5E5060F8"/>
     <w:multiLevelType w:val="hybridMultilevel"/>
     <w:tmpl w:val="90AEDA60"/>
@@ -12663,18 +13248,21 @@
       </w:rPr>
     </w:lvl>
   </w:abstractNum>
-  <w:abstractNum w:abstractNumId="15" w15:restartNumberingAfterBreak="0">
+  <w:abstractNum w:abstractNumId="17" w15:restartNumberingAfterBreak="0">
     <w:nsid w:val="5ED72399"/>
     <w:multiLevelType w:val="hybridMultilevel"/>
-    <w:tmpl w:val="27765F72"/>
-    <w:lvl w:ilvl="0" w:tplc="8DDE1306">
+    <w:tmpl w:val="95FC6322"/>
+    <w:lvl w:ilvl="0" w:tplc="61BCDEC4">
       <w:start w:val="1"/>
       <w:numFmt w:val="bullet"/>
       <w:pStyle w:val="a0"/>
       <w:lvlText w:val="$"/>
       <w:lvlJc w:val="left"/>
       <w:pPr>
-        <w:ind w:left="794" w:hanging="227"/>
+        <w:tabs>
+          <w:tab w:val="num" w:pos="680"/>
+        </w:tabs>
+        <w:ind w:left="0" w:firstLine="403"/>
       </w:pPr>
       <w:rPr>
         <w:rFonts w:ascii="Consolas" w:hAnsi="Consolas" w:hint="default"/>
@@ -12779,7 +13367,7 @@
       </w:rPr>
     </w:lvl>
   </w:abstractNum>
-  <w:abstractNum w:abstractNumId="16" w15:restartNumberingAfterBreak="0">
+  <w:abstractNum w:abstractNumId="18" w15:restartNumberingAfterBreak="0">
     <w:nsid w:val="5F033C85"/>
     <w:multiLevelType w:val="multilevel"/>
     <w:tmpl w:val="4462E598"/>
@@ -12902,7 +13490,7 @@
       </w:rPr>
     </w:lvl>
   </w:abstractNum>
-  <w:abstractNum w:abstractNumId="17" w15:restartNumberingAfterBreak="0">
+  <w:abstractNum w:abstractNumId="19" w15:restartNumberingAfterBreak="0">
     <w:nsid w:val="6B1D05CA"/>
     <w:multiLevelType w:val="hybridMultilevel"/>
     <w:tmpl w:val="6C7A149C"/>
@@ -13015,7 +13603,7 @@
       </w:rPr>
     </w:lvl>
   </w:abstractNum>
-  <w:abstractNum w:abstractNumId="18" w15:restartNumberingAfterBreak="0">
+  <w:abstractNum w:abstractNumId="20" w15:restartNumberingAfterBreak="0">
     <w:nsid w:val="6BE50CD8"/>
     <w:multiLevelType w:val="hybridMultilevel"/>
     <w:tmpl w:val="BBF08A76"/>
@@ -13104,7 +13692,7 @@
       </w:pPr>
     </w:lvl>
   </w:abstractNum>
-  <w:abstractNum w:abstractNumId="19" w15:restartNumberingAfterBreak="0">
+  <w:abstractNum w:abstractNumId="21" w15:restartNumberingAfterBreak="0">
     <w:nsid w:val="6C357750"/>
     <w:multiLevelType w:val="multilevel"/>
     <w:tmpl w:val="4462E598"/>
@@ -13228,52 +13816,52 @@
     </w:lvl>
   </w:abstractNum>
   <w:num w:numId="1">
-    <w:abstractNumId w:val="5"/>
+    <w:abstractNumId w:val="6"/>
   </w:num>
   <w:num w:numId="2">
-    <w:abstractNumId w:val="8"/>
+    <w:abstractNumId w:val="10"/>
   </w:num>
   <w:num w:numId="3">
     <w:abstractNumId w:val="4"/>
   </w:num>
   <w:num w:numId="4">
-    <w:abstractNumId w:val="10"/>
+    <w:abstractNumId w:val="12"/>
   </w:num>
   <w:num w:numId="5">
-    <w:abstractNumId w:val="9"/>
+    <w:abstractNumId w:val="11"/>
   </w:num>
   <w:num w:numId="6">
     <w:abstractNumId w:val="0"/>
   </w:num>
   <w:num w:numId="7">
-    <w:abstractNumId w:val="11"/>
+    <w:abstractNumId w:val="13"/>
   </w:num>
   <w:num w:numId="8">
-    <w:abstractNumId w:val="19"/>
+    <w:abstractNumId w:val="21"/>
   </w:num>
   <w:num w:numId="9">
-    <w:abstractNumId w:val="6"/>
+    <w:abstractNumId w:val="7"/>
   </w:num>
   <w:num w:numId="10">
-    <w:abstractNumId w:val="12"/>
+    <w:abstractNumId w:val="14"/>
   </w:num>
   <w:num w:numId="11">
-    <w:abstractNumId w:val="15"/>
+    <w:abstractNumId w:val="17"/>
   </w:num>
   <w:num w:numId="12">
-    <w:abstractNumId w:val="18"/>
+    <w:abstractNumId w:val="20"/>
   </w:num>
   <w:num w:numId="13">
-    <w:abstractNumId w:val="14"/>
+    <w:abstractNumId w:val="16"/>
   </w:num>
   <w:num w:numId="14">
     <w:abstractNumId w:val="3"/>
   </w:num>
   <w:num w:numId="15">
-    <w:abstractNumId w:val="17"/>
+    <w:abstractNumId w:val="19"/>
   </w:num>
   <w:num w:numId="16">
-    <w:abstractNumId w:val="16"/>
+    <w:abstractNumId w:val="18"/>
   </w:num>
   <w:num w:numId="17">
     <w:abstractNumId w:val="4"/>
@@ -13306,7 +13894,7 @@
     </w:lvlOverride>
   </w:num>
   <w:num w:numId="18">
-    <w:abstractNumId w:val="13"/>
+    <w:abstractNumId w:val="15"/>
   </w:num>
   <w:num w:numId="19">
     <w:abstractNumId w:val="1"/>
@@ -13315,26 +13903,112 @@
     <w:abstractNumId w:val="2"/>
   </w:num>
   <w:num w:numId="21">
-    <w:abstractNumId w:val="7"/>
+    <w:abstractNumId w:val="9"/>
   </w:num>
   <w:num w:numId="22">
-    <w:abstractNumId w:val="15"/>
+    <w:abstractNumId w:val="17"/>
   </w:num>
   <w:num w:numId="23">
-    <w:abstractNumId w:val="15"/>
+    <w:abstractNumId w:val="17"/>
   </w:num>
   <w:num w:numId="24">
-    <w:abstractNumId w:val="15"/>
+    <w:abstractNumId w:val="17"/>
     <w:lvlOverride w:ilvl="0">
       <w:startOverride w:val="1"/>
     </w:lvlOverride>
   </w:num>
   <w:num w:numId="25">
-    <w:abstractNumId w:val="13"/>
+    <w:abstractNumId w:val="15"/>
   </w:num>
   <w:num w:numId="26">
-    <w:abstractNumId w:val="13"/>
-    <w:lvlOverride w:ilvl="0"/>
+    <w:abstractNumId w:val="15"/>
+  </w:num>
+  <w:num w:numId="27">
+    <w:abstractNumId w:val="17"/>
+  </w:num>
+  <w:num w:numId="28">
+    <w:abstractNumId w:val="17"/>
+    <w:lvlOverride w:ilvl="0">
+      <w:startOverride w:val="1"/>
+    </w:lvlOverride>
+  </w:num>
+  <w:num w:numId="29">
+    <w:abstractNumId w:val="17"/>
+    <w:lvlOverride w:ilvl="0">
+      <w:startOverride w:val="1"/>
+    </w:lvlOverride>
+  </w:num>
+  <w:num w:numId="30">
+    <w:abstractNumId w:val="17"/>
+    <w:lvlOverride w:ilvl="0">
+      <w:startOverride w:val="1"/>
+    </w:lvlOverride>
+  </w:num>
+  <w:num w:numId="31">
+    <w:abstractNumId w:val="17"/>
+    <w:lvlOverride w:ilvl="0">
+      <w:startOverride w:val="1"/>
+    </w:lvlOverride>
+  </w:num>
+  <w:num w:numId="32">
+    <w:abstractNumId w:val="17"/>
+    <w:lvlOverride w:ilvl="0">
+      <w:startOverride w:val="1"/>
+    </w:lvlOverride>
+  </w:num>
+  <w:num w:numId="33">
+    <w:abstractNumId w:val="17"/>
+    <w:lvlOverride w:ilvl="0">
+      <w:startOverride w:val="1"/>
+    </w:lvlOverride>
+  </w:num>
+  <w:num w:numId="34">
+    <w:abstractNumId w:val="17"/>
+    <w:lvlOverride w:ilvl="0">
+      <w:startOverride w:val="1"/>
+    </w:lvlOverride>
+  </w:num>
+  <w:num w:numId="35">
+    <w:abstractNumId w:val="17"/>
+    <w:lvlOverride w:ilvl="0">
+      <w:startOverride w:val="1"/>
+    </w:lvlOverride>
+  </w:num>
+  <w:num w:numId="36">
+    <w:abstractNumId w:val="17"/>
+    <w:lvlOverride w:ilvl="0">
+      <w:startOverride w:val="1"/>
+    </w:lvlOverride>
+  </w:num>
+  <w:num w:numId="37">
+    <w:abstractNumId w:val="17"/>
+    <w:lvlOverride w:ilvl="0">
+      <w:startOverride w:val="1"/>
+    </w:lvlOverride>
+  </w:num>
+  <w:num w:numId="38">
+    <w:abstractNumId w:val="17"/>
+    <w:lvlOverride w:ilvl="0">
+      <w:startOverride w:val="1"/>
+    </w:lvlOverride>
+  </w:num>
+  <w:num w:numId="39">
+    <w:abstractNumId w:val="17"/>
+    <w:lvlOverride w:ilvl="0">
+      <w:startOverride w:val="1"/>
+    </w:lvlOverride>
+  </w:num>
+  <w:num w:numId="40">
+    <w:abstractNumId w:val="17"/>
+    <w:lvlOverride w:ilvl="0">
+      <w:startOverride w:val="1"/>
+    </w:lvlOverride>
+  </w:num>
+  <w:num w:numId="41">
+    <w:abstractNumId w:val="8"/>
+  </w:num>
+  <w:num w:numId="42">
+    <w:abstractNumId w:val="5"/>
   </w:num>
 </w:numbering>
 </file>
@@ -13767,7 +14441,7 @@
         <w:ilvl w:val="1"/>
         <w:numId w:val="3"/>
       </w:numPr>
-      <w:ind w:leftChars="100" w:left="1167" w:rightChars="100"/>
+      <w:ind w:leftChars="100" w:left="1167" w:rightChars="100" w:right="100"/>
       <w:outlineLvl w:val="1"/>
     </w:pPr>
     <w:rPr>
@@ -13802,6 +14476,7 @@
   <w:style w:type="character" w:default="1" w:styleId="a4">
     <w:name w:val="Default Paragraph Font"/>
     <w:uiPriority w:val="1"/>
+    <w:semiHidden/>
     <w:unhideWhenUsed/>
   </w:style>
   <w:style w:type="table" w:default="1" w:styleId="a5">
@@ -14207,10 +14882,10 @@
     <w:basedOn w:val="a3"/>
     <w:link w:val="Char2"/>
     <w:qFormat/>
-    <w:rsid w:val="00DA1C00"/>
+    <w:rsid w:val="00AD07BA"/>
     <w:pPr>
       <w:numPr>
-        <w:numId w:val="23"/>
+        <w:numId w:val="11"/>
       </w:numPr>
       <w:ind w:leftChars="0"/>
     </w:pPr>
@@ -14246,7 +14921,7 @@
     <w:name w:val="프롬프트 Char"/>
     <w:basedOn w:val="Char"/>
     <w:link w:val="a0"/>
-    <w:rsid w:val="00DC03B3"/>
+    <w:rsid w:val="00AD07BA"/>
     <w:rPr>
       <w:rFonts w:ascii="Consolas" w:hAnsi="Consolas"/>
     </w:rPr>
@@ -14667,7 +15342,7 @@
 </file>
 
 <file path=customXml/itemProps1.xml><?xml version="1.0" encoding="utf-8"?>
-<ds:datastoreItem xmlns:ds="http://schemas.openxmlformats.org/officeDocument/2006/customXml" ds:itemID="{E7498A8F-EA07-43A5-9CD2-1BD68E3E21C3}">
+<ds:datastoreItem xmlns:ds="http://schemas.openxmlformats.org/officeDocument/2006/customXml" ds:itemID="{023C8015-7D5B-4F0D-8DF2-5C19574076B8}">
   <ds:schemaRefs>
     <ds:schemaRef ds:uri="http://schemas.openxmlformats.org/officeDocument/2006/bibliography"/>
   </ds:schemaRefs>
